--- a/backend/contract_templates/shartnoma.docx
+++ b/backend/contract_templates/shartnoma.docx
@@ -319,10 +319,33 @@
           <w:noProof/>
           <w:sz w:val="24"/>
           <w:szCs w:val="24"/>
-          <w:highlight w:val="yellow"/>
-          <w:lang w:val="uz-Cyrl-UZ"/>
-        </w:rPr>
-        <w:t>“___” _______2024-yil</w:t>
+          <w:lang w:val="uz-Cyrl-UZ"/>
+        </w:rPr>
+        <w:t>“___” _______202</w:t>
+      </w:r>
+      <w:r>
+        <w:rPr>
+          <w:rFonts w:ascii="Times New Roman" w:hAnsi="Times New Roman" w:cs="Times New Roman"/>
+          <w:b/>
+          <w:bCs/>
+          <w:noProof/>
+          <w:sz w:val="24"/>
+          <w:szCs w:val="24"/>
+          <w:lang w:val="uz-Latn-UZ"/>
+        </w:rPr>
+        <w:t>6</w:t>
+      </w:r>
+      <w:r>
+        <w:rPr>
+          <w:rFonts w:ascii="Times New Roman" w:hAnsi="Times New Roman" w:cs="Times New Roman"/>
+          <w:b/>
+          <w:bCs/>
+          <w:noProof/>
+          <w:sz w:val="24"/>
+          <w:szCs w:val="24"/>
+          <w:lang w:val="uz-Cyrl-UZ"/>
+        </w:rPr>
+        <w:t>-yil</w:t>
       </w:r>
     </w:p>
     <w:p>
@@ -398,46 +421,18 @@
           <w:noProof/>
           <w:sz w:val="24"/>
           <w:szCs w:val="24"/>
-          <w:highlight w:val="yellow"/>
-          <w:lang w:val="uz-Cyrl-UZ"/>
-        </w:rPr>
-        <w:t>D.</w:t>
-      </w:r>
-      <w:r>
-        <w:rPr>
-          <w:rFonts w:ascii="Times New Roman" w:hAnsi="Times New Roman" w:cs="Times New Roman"/>
-          <w:b/>
-          <w:bCs/>
-          <w:noProof/>
-          <w:sz w:val="24"/>
-          <w:szCs w:val="24"/>
-          <w:highlight w:val="yellow"/>
-          <w:lang w:val="uz-Cyrl-UZ"/>
-        </w:rPr>
-        <w:t>К</w:t>
-      </w:r>
-      <w:r>
-        <w:rPr>
-          <w:rFonts w:ascii="Times New Roman" w:hAnsi="Times New Roman" w:cs="Times New Roman"/>
-          <w:b/>
-          <w:bCs/>
-          <w:noProof/>
-          <w:sz w:val="24"/>
-          <w:szCs w:val="24"/>
-          <w:highlight w:val="yellow"/>
-          <w:lang w:val="uz-Cyrl-UZ"/>
-        </w:rPr>
-        <w:t>.Adilov</w:t>
-      </w:r>
-      <w:r>
-        <w:rPr>
-          <w:rFonts w:ascii="Times New Roman" w:hAnsi="Times New Roman" w:cs="Times New Roman"/>
-          <w:noProof/>
-          <w:sz w:val="24"/>
-          <w:szCs w:val="24"/>
-          <w:lang w:val="uz-Cyrl-UZ"/>
-        </w:rPr>
-        <w:t xml:space="preserve"> bir tomonda</w:t>
+        </w:rPr>
+        <w:t>{{deputy_minister}}</w:t>
+      </w:r>
+      <w:r>
+        <w:rPr>
+          <w:rFonts w:ascii="Times New Roman" w:hAnsi="Times New Roman" w:cs="Times New Roman"/>
+          <w:noProof/>
+          <w:sz w:val="24"/>
+          <w:szCs w:val="24"/>
+          <w:lang w:val="uz-Cyrl-UZ"/>
+        </w:rPr>
+        <w:t>bir tomonda</w:t>
       </w:r>
       <w:r>
         <w:rPr>
@@ -528,25 +523,32 @@
       <w:r>
         <w:rPr>
           <w:rFonts w:ascii="Times New Roman" w:hAnsi="Times New Roman" w:cs="Times New Roman"/>
-          <w:b/>
-          <w:bCs/>
-          <w:noProof/>
-          <w:sz w:val="24"/>
-          <w:szCs w:val="24"/>
-          <w:highlight w:val="yellow"/>
-          <w:lang w:val="uz-Cyrl-UZ"/>
-        </w:rPr>
-        <w:t>Sh.I.Sodiqov</w:t>
-      </w:r>
-      <w:r>
-        <w:rPr>
-          <w:rFonts w:ascii="Times New Roman" w:hAnsi="Times New Roman" w:cs="Times New Roman"/>
-          <w:noProof/>
-          <w:sz w:val="24"/>
-          <w:szCs w:val="24"/>
-          <w:lang w:val="uz-Cyrl-UZ"/>
-        </w:rPr>
-        <w:t xml:space="preserve"> ikkinchi tomondan, quyidagilarni bajarish to‘g‘risida shartnoma tuzdilar:</w:t>
+          <w:noProof/>
+          <w:sz w:val="24"/>
+          <w:szCs w:val="24"/>
+          <w:lang w:val="uz-Cyrl-UZ"/>
+        </w:rPr>
+        <w:t>{{institute_director}}</w:t>
+      </w:r>
+      <w:r>
+        <w:rPr>
+          <w:rFonts w:ascii="Times New Roman" w:hAnsi="Times New Roman" w:cs="Times New Roman"/>
+          <w:noProof/>
+          <w:sz w:val="24"/>
+          <w:szCs w:val="24"/>
+          <w:lang w:val="uz-Cyrl-UZ"/>
+        </w:rPr>
+        <w:t xml:space="preserve"> </w:t>
+      </w:r>
+      <w:r>
+        <w:rPr>
+          <w:rFonts w:ascii="Times New Roman" w:hAnsi="Times New Roman" w:cs="Times New Roman"/>
+          <w:noProof/>
+          <w:sz w:val="24"/>
+          <w:szCs w:val="24"/>
+          <w:lang w:val="uz-Cyrl-UZ"/>
+        </w:rPr>
+        <w:t>ikkinchi tomondan, quyidagilarni bajarish to‘g‘risida shartnoma tuzdilar:</w:t>
       </w:r>
     </w:p>
     <w:p>
@@ -1039,10 +1041,19 @@
           <w:b/>
           <w:sz w:val="24"/>
           <w:szCs w:val="24"/>
-          <w:highlight w:val="yellow"/>
-          <w:lang w:val="uz-Cyrl-UZ"/>
-        </w:rPr>
-        <w:t xml:space="preserve">276 578 765 </w:t>
+          <w:lang w:val="uz-Cyrl-UZ"/>
+        </w:rPr>
+        <w:t>{{final_total_amount}}</w:t>
+      </w:r>
+      <w:r>
+        <w:rPr>
+          <w:rFonts w:ascii="Times New Roman" w:hAnsi="Times New Roman"/>
+          <w:b/>
+          <w:sz w:val="24"/>
+          <w:szCs w:val="24"/>
+          <w:lang w:val="uz-Cyrl-UZ"/>
+        </w:rPr>
+        <w:t xml:space="preserve"> </w:t>
       </w:r>
       <w:r>
         <w:rPr>
@@ -1596,49 +1607,16 @@
           <w:szCs w:val="24"/>
           <w:lang w:val="uz-Latn-UZ"/>
         </w:rPr>
-        <w:t>{{shnq_name</w:t>
-      </w:r>
-      <w:proofErr w:type="gramStart"/>
-      <w:r>
-        <w:rPr>
-          <w:rFonts w:ascii="Times New Roman" w:hAnsi="Times New Roman"/>
-          <w:b/>
-          <w:bCs/>
-          <w:sz w:val="24"/>
-          <w:szCs w:val="24"/>
-          <w:lang w:val="uz-Latn-UZ"/>
-        </w:rPr>
-        <w:t xml:space="preserve">}} </w:t>
-      </w:r>
-      <w:r>
-        <w:rPr>
-          <w:rFonts w:ascii="Times New Roman" w:hAnsi="Times New Roman"/>
-          <w:b/>
-          <w:bCs/>
-          <w:sz w:val="24"/>
-          <w:szCs w:val="24"/>
-          <w:lang w:val="uz-Latn-UZ"/>
-        </w:rPr>
-        <w:t xml:space="preserve"> </w:t>
-      </w:r>
-      <w:r>
-        <w:rPr>
-          <w:rFonts w:ascii="Times New Roman" w:hAnsi="Times New Roman" w:cs="Times New Roman"/>
-          <w:noProof/>
-          <w:sz w:val="24"/>
-          <w:szCs w:val="24"/>
-        </w:rPr>
-        <w:t>me’yoriy</w:t>
-      </w:r>
-      <w:proofErr w:type="gramEnd"/>
-      <w:r>
-        <w:rPr>
-          <w:rFonts w:ascii="Times New Roman" w:hAnsi="Times New Roman" w:cs="Times New Roman"/>
-          <w:noProof/>
-          <w:sz w:val="24"/>
-          <w:szCs w:val="24"/>
-        </w:rPr>
-        <w:t xml:space="preserve"> hujjatning </w:t>
+        <w:t xml:space="preserve">{{shnq_name}}  </w:t>
+      </w:r>
+      <w:r>
+        <w:rPr>
+          <w:rFonts w:ascii="Times New Roman" w:hAnsi="Times New Roman" w:cs="Times New Roman"/>
+          <w:noProof/>
+          <w:sz w:val="24"/>
+          <w:szCs w:val="24"/>
+        </w:rPr>
+        <w:t xml:space="preserve">me’yoriy hujjatning </w:t>
       </w:r>
       <w:r>
         <w:rPr>
@@ -4874,10 +4852,9 @@
                 <w:noProof/>
                 <w:sz w:val="24"/>
                 <w:szCs w:val="24"/>
-                <w:highlight w:val="yellow"/>
-                <w:lang w:val="uz-Latn-UZ"/>
-              </w:rPr>
-              <w:t>Sh.I.Sodiqov</w:t>
+                <w:lang w:val="en-US"/>
+              </w:rPr>
+              <w:t>{{institute_director}}</w:t>
             </w:r>
           </w:p>
         </w:tc>
@@ -4915,34 +4892,9 @@
                 <w:noProof/>
                 <w:sz w:val="24"/>
                 <w:szCs w:val="24"/>
-                <w:highlight w:val="yellow"/>
-                <w:lang w:val="uz-Cyrl-UZ"/>
-              </w:rPr>
-              <w:t>D.</w:t>
-            </w:r>
-            <w:r>
-              <w:rPr>
-                <w:rFonts w:ascii="Times New Roman" w:hAnsi="Times New Roman" w:cs="Times New Roman"/>
-                <w:b/>
-                <w:noProof/>
-                <w:sz w:val="24"/>
-                <w:szCs w:val="24"/>
-                <w:highlight w:val="yellow"/>
-                <w:lang w:val="uz-Cyrl-UZ"/>
-              </w:rPr>
-              <w:t>К</w:t>
-            </w:r>
-            <w:r>
-              <w:rPr>
-                <w:rFonts w:ascii="Times New Roman" w:hAnsi="Times New Roman" w:cs="Times New Roman"/>
-                <w:b/>
-                <w:noProof/>
-                <w:sz w:val="24"/>
-                <w:szCs w:val="24"/>
-                <w:highlight w:val="yellow"/>
-                <w:lang w:val="uz-Cyrl-UZ"/>
-              </w:rPr>
-              <w:t>. Adilov</w:t>
+                <w:lang w:val="en-US"/>
+              </w:rPr>
+              <w:t>{{deputy_minister}}</w:t>
             </w:r>
           </w:p>
         </w:tc>
@@ -5336,22 +5288,19 @@
           <w:noProof/>
           <w:sz w:val="26"/>
           <w:szCs w:val="26"/>
-          <w:highlight w:val="yellow"/>
-          <w:lang w:val="uz-Cyrl-UZ"/>
-        </w:rPr>
-        <w:t>D.</w:t>
+          <w:lang w:val="uz-Cyrl-UZ"/>
+        </w:rPr>
+        <w:t>{{deputy_minister}}</w:t>
       </w:r>
       <w:r>
         <w:rPr>
           <w:rFonts w:ascii="Times New Roman" w:hAnsi="Times New Roman"/>
-          <w:b/>
           <w:noProof/>
           <w:sz w:val="26"/>
           <w:szCs w:val="26"/>
-          <w:highlight w:val="yellow"/>
-          <w:lang w:val="uz-Cyrl-UZ"/>
-        </w:rPr>
-        <w:t>К</w:t>
+          <w:lang w:val="uz-Cyrl-UZ"/>
+        </w:rPr>
+        <w:t xml:space="preserve">va </w:t>
       </w:r>
       <w:r>
         <w:rPr>
@@ -5360,54 +5309,51 @@
           <w:noProof/>
           <w:sz w:val="26"/>
           <w:szCs w:val="26"/>
-          <w:highlight w:val="yellow"/>
-          <w:lang w:val="uz-Cyrl-UZ"/>
-        </w:rPr>
-        <w:t> </w:t>
-      </w:r>
-      <w:r>
-        <w:rPr>
-          <w:rFonts w:ascii="Times New Roman" w:hAnsi="Times New Roman"/>
+          <w:lang w:val="uz-Cyrl-UZ"/>
+        </w:rPr>
+        <w:t>“</w:t>
+      </w:r>
+      <w:r>
+        <w:rPr>
+          <w:rFonts w:ascii="Times New Roman" w:hAnsi="Times New Roman" w:cs="Times New Roman"/>
           <w:b/>
           <w:noProof/>
           <w:sz w:val="26"/>
           <w:szCs w:val="26"/>
-          <w:highlight w:val="yellow"/>
-          <w:lang w:val="uz-Cyrl-UZ"/>
-        </w:rPr>
-        <w:t>Adilov</w:t>
+          <w:lang w:val="uz-Cyrl-UZ"/>
+        </w:rPr>
+        <w:t>Ijrochi</w:t>
       </w:r>
       <w:r>
         <w:rPr>
           <w:rFonts w:ascii="Times New Roman" w:hAnsi="Times New Roman"/>
+          <w:b/>
           <w:noProof/>
           <w:sz w:val="26"/>
           <w:szCs w:val="26"/>
           <w:lang w:val="uz-Cyrl-UZ"/>
         </w:rPr>
-        <w:t xml:space="preserve"> va </w:t>
+        <w:t>”</w:t>
       </w:r>
       <w:r>
         <w:rPr>
           <w:rFonts w:ascii="Times New Roman" w:hAnsi="Times New Roman"/>
-          <w:b/>
           <w:noProof/>
           <w:sz w:val="26"/>
           <w:szCs w:val="26"/>
           <w:lang w:val="uz-Cyrl-UZ"/>
         </w:rPr>
-        <w:t>“</w:t>
-      </w:r>
-      <w:r>
-        <w:rPr>
-          <w:rFonts w:ascii="Times New Roman" w:hAnsi="Times New Roman" w:cs="Times New Roman"/>
-          <w:b/>
+        <w:t xml:space="preserve"> nomidan “QURILISHDA TEXNIK ME’YORLASH VA STANDARTLASHTIRISH ILMIY TADQIQOT INSTITUTI” DM </w:t>
+      </w:r>
+      <w:r>
+        <w:rPr>
+          <w:rFonts w:ascii="Times New Roman" w:hAnsi="Times New Roman" w:cs="Times New Roman"/>
           <w:noProof/>
           <w:sz w:val="26"/>
           <w:szCs w:val="26"/>
           <w:lang w:val="uz-Cyrl-UZ"/>
         </w:rPr>
-        <w:t>Ijrochi</w:t>
+        <w:t>rahbari</w:t>
       </w:r>
       <w:r>
         <w:rPr>
@@ -5418,50 +5364,18 @@
           <w:szCs w:val="26"/>
           <w:lang w:val="uz-Cyrl-UZ"/>
         </w:rPr>
-        <w:t>”</w:t>
+        <w:t xml:space="preserve"> </w:t>
       </w:r>
       <w:r>
         <w:rPr>
           <w:rFonts w:ascii="Times New Roman" w:hAnsi="Times New Roman"/>
+          <w:b/>
           <w:noProof/>
           <w:sz w:val="26"/>
           <w:szCs w:val="26"/>
           <w:lang w:val="uz-Cyrl-UZ"/>
         </w:rPr>
-        <w:t xml:space="preserve"> nomidan “QURILISHDA TEXNIK ME’YORLASH VA STANDARTLASHTIRISH ILMIY TADQIQOT INSTITUTI” DM </w:t>
-      </w:r>
-      <w:r>
-        <w:rPr>
-          <w:rFonts w:ascii="Times New Roman" w:hAnsi="Times New Roman" w:cs="Times New Roman"/>
-          <w:noProof/>
-          <w:sz w:val="26"/>
-          <w:szCs w:val="26"/>
-          <w:lang w:val="uz-Cyrl-UZ"/>
-        </w:rPr>
-        <w:t>rahbari</w:t>
-      </w:r>
-      <w:r>
-        <w:rPr>
-          <w:rFonts w:ascii="Times New Roman" w:hAnsi="Times New Roman"/>
-          <w:b/>
-          <w:noProof/>
-          <w:sz w:val="26"/>
-          <w:szCs w:val="26"/>
-          <w:lang w:val="uz-Cyrl-UZ"/>
-        </w:rPr>
-        <w:t xml:space="preserve"> </w:t>
-      </w:r>
-      <w:r>
-        <w:rPr>
-          <w:rFonts w:ascii="Times New Roman" w:hAnsi="Times New Roman"/>
-          <w:b/>
-          <w:noProof/>
-          <w:sz w:val="26"/>
-          <w:szCs w:val="26"/>
-          <w:highlight w:val="yellow"/>
-          <w:lang w:val="uz-Cyrl-UZ"/>
-        </w:rPr>
-        <w:t>Sh.I.Sodiqov</w:t>
+        <w:t>{{institute_director}}</w:t>
       </w:r>
       <w:r>
         <w:rPr>
@@ -5554,10 +5468,32 @@
           <w:bCs/>
           <w:sz w:val="26"/>
           <w:szCs w:val="26"/>
+          <w:lang w:val="uz-Cyrl-UZ"/>
+        </w:rPr>
+        <w:t>{{final_total_amount}}</w:t>
+      </w:r>
+      <w:r>
+        <w:rPr>
+          <w:rFonts w:ascii="Times New Roman" w:hAnsi="Times New Roman"/>
+          <w:b/>
+          <w:bCs/>
+          <w:sz w:val="26"/>
+          <w:szCs w:val="26"/>
+          <w:lang w:val="uz-Cyrl-UZ"/>
+        </w:rPr>
+        <w:t xml:space="preserve"> </w:t>
+      </w:r>
+      <w:r>
+        <w:rPr>
+          <w:rFonts w:ascii="Times New Roman" w:hAnsi="Times New Roman"/>
+          <w:b/>
+          <w:bCs/>
+          <w:sz w:val="26"/>
+          <w:szCs w:val="26"/>
           <w:highlight w:val="yellow"/>
           <w:lang w:val="uz-Cyrl-UZ"/>
         </w:rPr>
-        <w:t>276 578 765 (Ikki yuz yetmish olti million besh yuz yetmish sakkiz ming yetti yuz oltmish besh)</w:t>
+        <w:t>(Ikki yuz yetmish olti million besh yuz yetmish sakkiz ming yetti yuz oltmish besh)</w:t>
       </w:r>
       <w:r>
         <w:rPr>
@@ -6212,7 +6148,7 @@
                 <w:sz w:val="26"/>
                 <w:szCs w:val="26"/>
               </w:rPr>
-              <w:t xml:space="preserve">  ________________  </w:t>
+              <w:t xml:space="preserve">  ________________</w:t>
             </w:r>
             <w:r>
               <w:rPr>
@@ -6221,10 +6157,9 @@
                 <w:noProof/>
                 <w:sz w:val="26"/>
                 <w:szCs w:val="26"/>
-                <w:highlight w:val="yellow"/>
-                <w:lang w:val="uz-Cyrl-UZ"/>
-              </w:rPr>
-              <w:t>Sh.I. Sodiqov</w:t>
+                <w:lang w:val="en-US"/>
+              </w:rPr>
+              <w:t>{{institute_director}}</w:t>
             </w:r>
           </w:p>
         </w:tc>
@@ -6279,7 +6214,7 @@
                 <w:szCs w:val="24"/>
                 <w:lang w:val="uz-Cyrl-UZ"/>
               </w:rPr>
-              <w:t xml:space="preserve">    </w:t>
+              <w:t xml:space="preserve">  </w:t>
             </w:r>
             <w:r>
               <w:rPr>
@@ -6288,34 +6223,9 @@
                 <w:noProof/>
                 <w:sz w:val="26"/>
                 <w:szCs w:val="26"/>
-                <w:highlight w:val="yellow"/>
-                <w:lang w:val="uz-Cyrl-UZ"/>
-              </w:rPr>
-              <w:t>D.</w:t>
-            </w:r>
-            <w:r>
-              <w:rPr>
-                <w:rFonts w:ascii="Times New Roman" w:hAnsi="Times New Roman"/>
-                <w:b/>
-                <w:noProof/>
-                <w:sz w:val="26"/>
-                <w:szCs w:val="26"/>
-                <w:highlight w:val="yellow"/>
-                <w:lang w:val="uz-Cyrl-UZ"/>
-              </w:rPr>
-              <w:t>К</w:t>
-            </w:r>
-            <w:r>
-              <w:rPr>
-                <w:rFonts w:ascii="Times New Roman" w:hAnsi="Times New Roman"/>
-                <w:b/>
-                <w:noProof/>
-                <w:sz w:val="26"/>
-                <w:szCs w:val="26"/>
-                <w:highlight w:val="yellow"/>
-                <w:lang w:val="uz-Cyrl-UZ"/>
-              </w:rPr>
-              <w:t>. Adilov</w:t>
+                <w:lang w:val="en-US"/>
+              </w:rPr>
+              <w:t>{{deputy_minister}}</w:t>
             </w:r>
           </w:p>
         </w:tc>
@@ -6900,7 +6810,6 @@
   <w:style w:type="character" w:default="1" w:styleId="a0">
     <w:name w:val="Default Paragraph Font"/>
     <w:uiPriority w:val="1"/>
-    <w:semiHidden/>
     <w:unhideWhenUsed/>
   </w:style>
   <w:style w:type="table" w:default="1" w:styleId="a1">

--- a/backend/contract_templates/shartnoma.docx
+++ b/backend/contract_templates/shartnoma.docx
@@ -421,12 +421,25 @@
           <w:noProof/>
           <w:sz w:val="24"/>
           <w:szCs w:val="24"/>
+          <w:lang w:val="uz-Cyrl-UZ"/>
         </w:rPr>
         <w:t>{{deputy_minister}}</w:t>
       </w:r>
       <w:r>
         <w:rPr>
           <w:rFonts w:ascii="Times New Roman" w:hAnsi="Times New Roman" w:cs="Times New Roman"/>
+          <w:b/>
+          <w:bCs/>
+          <w:noProof/>
+          <w:sz w:val="24"/>
+          <w:szCs w:val="24"/>
+          <w:lang w:val="uz-Latn-UZ"/>
+        </w:rPr>
+        <w:t xml:space="preserve"> </w:t>
+      </w:r>
+      <w:r>
+        <w:rPr>
+          <w:rFonts w:ascii="Times New Roman" w:hAnsi="Times New Roman" w:cs="Times New Roman"/>
           <w:noProof/>
           <w:sz w:val="24"/>
           <w:szCs w:val="24"/>
@@ -528,17 +541,7 @@
           <w:szCs w:val="24"/>
           <w:lang w:val="uz-Cyrl-UZ"/>
         </w:rPr>
-        <w:t>{{institute_director}}</w:t>
-      </w:r>
-      <w:r>
-        <w:rPr>
-          <w:rFonts w:ascii="Times New Roman" w:hAnsi="Times New Roman" w:cs="Times New Roman"/>
-          <w:noProof/>
-          <w:sz w:val="24"/>
-          <w:szCs w:val="24"/>
-          <w:lang w:val="uz-Cyrl-UZ"/>
-        </w:rPr>
-        <w:t xml:space="preserve"> </w:t>
+        <w:t xml:space="preserve">{{institute_director}} </w:t>
       </w:r>
       <w:r>
         <w:rPr>
@@ -901,8 +904,8 @@
         <w:spacing w:line="276" w:lineRule="auto"/>
         <w:jc w:val="both"/>
         <w:rPr>
-          <w:rFonts w:ascii="Times New Roman" w:hAnsi="Times New Roman" w:cs="Times New Roman"/>
-          <w:noProof/>
+          <w:rFonts w:ascii="Times New Roman" w:hAnsi="Times New Roman"/>
+          <w:b/>
           <w:sz w:val="24"/>
           <w:szCs w:val="24"/>
           <w:lang w:val="uz-Cyrl-UZ"/>
@@ -1043,245 +1046,7 @@
           <w:szCs w:val="24"/>
           <w:lang w:val="uz-Cyrl-UZ"/>
         </w:rPr>
-        <w:t>{{final_total_amount}}</w:t>
-      </w:r>
-      <w:r>
-        <w:rPr>
-          <w:rFonts w:ascii="Times New Roman" w:hAnsi="Times New Roman"/>
-          <w:b/>
-          <w:sz w:val="24"/>
-          <w:szCs w:val="24"/>
-          <w:lang w:val="uz-Cyrl-UZ"/>
-        </w:rPr>
-        <w:t xml:space="preserve"> </w:t>
-      </w:r>
-      <w:r>
-        <w:rPr>
-          <w:rFonts w:ascii="Times New Roman" w:hAnsi="Times New Roman"/>
-          <w:b/>
-          <w:sz w:val="24"/>
-          <w:szCs w:val="24"/>
-          <w:highlight w:val="yellow"/>
-          <w:lang w:val="uz-Cyrl-UZ"/>
-        </w:rPr>
-        <w:t>(</w:t>
-      </w:r>
-      <w:r>
-        <w:rPr>
-          <w:rFonts w:ascii="Times New Roman" w:hAnsi="Times New Roman"/>
-          <w:b/>
-          <w:sz w:val="24"/>
-          <w:szCs w:val="24"/>
-          <w:highlight w:val="yellow"/>
-          <w:lang w:val="uz-Cyrl-UZ"/>
-        </w:rPr>
-        <w:t xml:space="preserve">Ikki </w:t>
-      </w:r>
-      <w:r>
-        <w:rPr>
-          <w:rFonts w:ascii="Times New Roman" w:hAnsi="Times New Roman"/>
-          <w:b/>
-          <w:sz w:val="24"/>
-          <w:szCs w:val="24"/>
-          <w:highlight w:val="yellow"/>
-          <w:lang w:val="uz-Cyrl-UZ"/>
-        </w:rPr>
-        <w:t>yuz</w:t>
-      </w:r>
-      <w:r>
-        <w:rPr>
-          <w:rFonts w:ascii="Times New Roman" w:hAnsi="Times New Roman"/>
-          <w:b/>
-          <w:sz w:val="24"/>
-          <w:szCs w:val="24"/>
-          <w:highlight w:val="yellow"/>
-          <w:lang w:val="uz-Cyrl-UZ"/>
-        </w:rPr>
-        <w:t xml:space="preserve"> </w:t>
-      </w:r>
-      <w:r>
-        <w:rPr>
-          <w:rFonts w:ascii="Times New Roman" w:hAnsi="Times New Roman"/>
-          <w:b/>
-          <w:sz w:val="24"/>
-          <w:szCs w:val="24"/>
-          <w:highlight w:val="yellow"/>
-          <w:lang w:val="uz-Cyrl-UZ"/>
-        </w:rPr>
-        <w:t>yet</w:t>
-      </w:r>
-      <w:r>
-        <w:rPr>
-          <w:rFonts w:ascii="Times New Roman" w:hAnsi="Times New Roman"/>
-          <w:b/>
-          <w:sz w:val="24"/>
-          <w:szCs w:val="24"/>
-          <w:highlight w:val="yellow"/>
-          <w:lang w:val="uz-Cyrl-UZ"/>
-        </w:rPr>
-        <w:t>m</w:t>
-      </w:r>
-      <w:r>
-        <w:rPr>
-          <w:rFonts w:ascii="Times New Roman" w:hAnsi="Times New Roman"/>
-          <w:b/>
-          <w:sz w:val="24"/>
-          <w:szCs w:val="24"/>
-          <w:highlight w:val="yellow"/>
-          <w:lang w:val="uz-Cyrl-UZ"/>
-        </w:rPr>
-        <w:t>i</w:t>
-      </w:r>
-      <w:r>
-        <w:rPr>
-          <w:rFonts w:ascii="Times New Roman" w:hAnsi="Times New Roman"/>
-          <w:b/>
-          <w:sz w:val="24"/>
-          <w:szCs w:val="24"/>
-          <w:highlight w:val="yellow"/>
-          <w:lang w:val="uz-Cyrl-UZ"/>
-        </w:rPr>
-        <w:t xml:space="preserve">sh olti </w:t>
-      </w:r>
-      <w:r>
-        <w:rPr>
-          <w:rFonts w:ascii="Times New Roman" w:hAnsi="Times New Roman"/>
-          <w:b/>
-          <w:sz w:val="24"/>
-          <w:szCs w:val="24"/>
-          <w:highlight w:val="yellow"/>
-          <w:lang w:val="uz-Cyrl-UZ"/>
-        </w:rPr>
-        <w:t xml:space="preserve">million </w:t>
-      </w:r>
-      <w:r>
-        <w:rPr>
-          <w:rFonts w:ascii="Times New Roman" w:hAnsi="Times New Roman"/>
-          <w:b/>
-          <w:sz w:val="24"/>
-          <w:szCs w:val="24"/>
-          <w:highlight w:val="yellow"/>
-          <w:lang w:val="uz-Cyrl-UZ"/>
-        </w:rPr>
-        <w:t xml:space="preserve">besh </w:t>
-      </w:r>
-      <w:r>
-        <w:rPr>
-          <w:rFonts w:ascii="Times New Roman" w:hAnsi="Times New Roman"/>
-          <w:b/>
-          <w:sz w:val="24"/>
-          <w:szCs w:val="24"/>
-          <w:highlight w:val="yellow"/>
-          <w:lang w:val="uz-Cyrl-UZ"/>
-        </w:rPr>
-        <w:t xml:space="preserve">yuz </w:t>
-      </w:r>
-      <w:r>
-        <w:rPr>
-          <w:rFonts w:ascii="Times New Roman" w:hAnsi="Times New Roman"/>
-          <w:b/>
-          <w:sz w:val="24"/>
-          <w:szCs w:val="24"/>
-          <w:highlight w:val="yellow"/>
-          <w:lang w:val="uz-Cyrl-UZ"/>
-        </w:rPr>
-        <w:t xml:space="preserve">yetmish sakkiz </w:t>
-      </w:r>
-      <w:r>
-        <w:rPr>
-          <w:rFonts w:ascii="Times New Roman" w:hAnsi="Times New Roman"/>
-          <w:b/>
-          <w:sz w:val="24"/>
-          <w:szCs w:val="24"/>
-          <w:highlight w:val="yellow"/>
-          <w:lang w:val="uz-Cyrl-UZ"/>
-        </w:rPr>
-        <w:t xml:space="preserve">ming </w:t>
-      </w:r>
-      <w:r>
-        <w:rPr>
-          <w:rFonts w:ascii="Times New Roman" w:hAnsi="Times New Roman"/>
-          <w:b/>
-          <w:sz w:val="24"/>
-          <w:szCs w:val="24"/>
-          <w:highlight w:val="yellow"/>
-          <w:lang w:val="uz-Cyrl-UZ"/>
-        </w:rPr>
-        <w:t xml:space="preserve">yetti </w:t>
-      </w:r>
-      <w:r>
-        <w:rPr>
-          <w:rFonts w:ascii="Times New Roman" w:hAnsi="Times New Roman"/>
-          <w:b/>
-          <w:sz w:val="24"/>
-          <w:szCs w:val="24"/>
-          <w:highlight w:val="yellow"/>
-          <w:lang w:val="uz-Cyrl-UZ"/>
-        </w:rPr>
-        <w:t xml:space="preserve">yuz </w:t>
-      </w:r>
-      <w:r>
-        <w:rPr>
-          <w:rFonts w:ascii="Times New Roman" w:hAnsi="Times New Roman"/>
-          <w:b/>
-          <w:sz w:val="24"/>
-          <w:szCs w:val="24"/>
-          <w:highlight w:val="yellow"/>
-          <w:lang w:val="uz-Cyrl-UZ"/>
-        </w:rPr>
-        <w:t xml:space="preserve">oltmish </w:t>
-      </w:r>
-      <w:r>
-        <w:rPr>
-          <w:rFonts w:ascii="Times New Roman" w:hAnsi="Times New Roman"/>
-          <w:b/>
-          <w:sz w:val="24"/>
-          <w:szCs w:val="24"/>
-          <w:highlight w:val="yellow"/>
-          <w:lang w:val="uz-Cyrl-UZ"/>
-        </w:rPr>
-        <w:t>besh</w:t>
-      </w:r>
-      <w:r>
-        <w:rPr>
-          <w:rFonts w:ascii="Times New Roman" w:hAnsi="Times New Roman"/>
-          <w:b/>
-          <w:sz w:val="24"/>
-          <w:szCs w:val="24"/>
-          <w:highlight w:val="yellow"/>
-          <w:lang w:val="uz-Cyrl-UZ"/>
-        </w:rPr>
-        <w:t>)</w:t>
-      </w:r>
-      <w:r>
-        <w:rPr>
-          <w:rFonts w:ascii="Times New Roman" w:hAnsi="Times New Roman"/>
-          <w:b/>
-          <w:sz w:val="24"/>
-          <w:szCs w:val="24"/>
-          <w:lang w:val="uz-Cyrl-UZ"/>
-        </w:rPr>
-        <w:t xml:space="preserve"> so‘m </w:t>
-      </w:r>
-      <w:r>
-        <w:rPr>
-          <w:rFonts w:ascii="Times New Roman" w:hAnsi="Times New Roman" w:cs="Times New Roman"/>
-          <w:noProof/>
-          <w:sz w:val="24"/>
-          <w:szCs w:val="24"/>
-          <w:lang w:val="uz-Cyrl-UZ"/>
-        </w:rPr>
-        <w:t>deb belgilandi</w:t>
-      </w:r>
-      <w:r>
-        <w:rPr>
-          <w:rFonts w:ascii="Times New Roman" w:hAnsi="Times New Roman" w:cs="Times New Roman"/>
-          <w:noProof/>
-          <w:sz w:val="24"/>
-          <w:szCs w:val="24"/>
-          <w:lang w:val="uz-Cyrl-UZ"/>
-        </w:rPr>
-        <w:t>.</w:t>
+        <w:t>{{final_total_amount_words}}</w:t>
       </w:r>
     </w:p>
     <w:p>
@@ -1298,6 +1063,49 @@
       </w:pPr>
       <w:r>
         <w:rPr>
+          <w:rFonts w:ascii="Times New Roman" w:hAnsi="Times New Roman"/>
+          <w:b/>
+          <w:sz w:val="24"/>
+          <w:szCs w:val="24"/>
+          <w:lang w:val="uz-Cyrl-UZ"/>
+        </w:rPr>
+        <w:t xml:space="preserve">so‘m </w:t>
+      </w:r>
+      <w:r>
+        <w:rPr>
+          <w:rFonts w:ascii="Times New Roman" w:hAnsi="Times New Roman" w:cs="Times New Roman"/>
+          <w:noProof/>
+          <w:sz w:val="24"/>
+          <w:szCs w:val="24"/>
+          <w:lang w:val="uz-Cyrl-UZ"/>
+        </w:rPr>
+        <w:t>deb belgilandi</w:t>
+      </w:r>
+      <w:r>
+        <w:rPr>
+          <w:rFonts w:ascii="Times New Roman" w:hAnsi="Times New Roman" w:cs="Times New Roman"/>
+          <w:noProof/>
+          <w:sz w:val="24"/>
+          <w:szCs w:val="24"/>
+          <w:lang w:val="uz-Cyrl-UZ"/>
+        </w:rPr>
+        <w:t>.</w:t>
+      </w:r>
+    </w:p>
+    <w:p>
+      <w:pPr>
+        <w:spacing w:line="276" w:lineRule="auto"/>
+        <w:jc w:val="both"/>
+        <w:rPr>
+          <w:rFonts w:ascii="Times New Roman" w:hAnsi="Times New Roman" w:cs="Times New Roman"/>
+          <w:noProof/>
+          <w:sz w:val="24"/>
+          <w:szCs w:val="24"/>
+          <w:lang w:val="uz-Cyrl-UZ"/>
+        </w:rPr>
+      </w:pPr>
+      <w:r>
+        <w:rPr>
           <w:rFonts w:ascii="Times New Roman" w:hAnsi="Times New Roman" w:cs="Times New Roman"/>
           <w:noProof/>
           <w:sz w:val="24"/>
@@ -1525,6 +1333,7 @@
           <w:sz w:val="24"/>
           <w:szCs w:val="24"/>
         </w:rPr>
+        <w:lastRenderedPageBreak/>
         <w:tab/>
         <w:t xml:space="preserve">3.2. Shartnomada belgilangan ishlar </w:t>
       </w:r>
@@ -1586,17 +1395,7 @@
           <w:sz w:val="24"/>
           <w:szCs w:val="24"/>
         </w:rPr>
-        <w:t xml:space="preserve">ning texnik topshirig‘iga </w:t>
-      </w:r>
-      <w:r>
-        <w:rPr>
-          <w:rFonts w:ascii="Times New Roman" w:hAnsi="Times New Roman" w:cs="Times New Roman"/>
-          <w:noProof/>
-          <w:sz w:val="24"/>
-          <w:szCs w:val="24"/>
-        </w:rPr>
-        <w:lastRenderedPageBreak/>
-        <w:t xml:space="preserve">asosan </w:t>
+        <w:t xml:space="preserve">ning texnik topshirig‘iga asosan </w:t>
       </w:r>
       <w:r>
         <w:rPr>
@@ -2460,6 +2259,7 @@
           <w:szCs w:val="24"/>
           <w:lang w:val="uz-Cyrl-UZ"/>
         </w:rPr>
+        <w:lastRenderedPageBreak/>
         <w:t>5.3. Agar bartaraf qilib bo‘lmaydigan kuch uch oy uzluksiz davom etsa, taraflar bir-birini yozma ravishda ogohlantirib, shartnomani bekor qilishi yoki to‘xtatib turish</w:t>
       </w:r>
       <w:r>
@@ -2519,7 +2319,6 @@
           <w:szCs w:val="24"/>
           <w:lang w:eastAsia="ru-RU"/>
         </w:rPr>
-        <w:lastRenderedPageBreak/>
         <w:t>VI.</w:t>
       </w:r>
       <w:r>
@@ -3238,6 +3037,7 @@
           <w:szCs w:val="24"/>
           <w:lang w:eastAsia="ru-RU"/>
         </w:rPr>
+        <w:lastRenderedPageBreak/>
         <w:t>7</w:t>
       </w:r>
       <w:r>
@@ -3273,7 +3073,6 @@
           <w:szCs w:val="24"/>
           <w:lang w:eastAsia="ru-RU"/>
         </w:rPr>
-        <w:lastRenderedPageBreak/>
         <w:t>7</w:t>
       </w:r>
       <w:r>
@@ -5174,7 +4973,6 @@
           <w:szCs w:val="28"/>
           <w:lang w:val="uz-Cyrl-UZ"/>
         </w:rPr>
-        <w:lastRenderedPageBreak/>
         <w:t>Bayonnoma</w:t>
       </w:r>
     </w:p>
@@ -5222,75 +5020,86 @@
         <w:pStyle w:val="a4"/>
         <w:jc w:val="both"/>
         <w:rPr>
-          <w:rFonts w:ascii="Times New Roman" w:hAnsi="Times New Roman" w:cs="Times New Roman"/>
+          <w:rFonts w:ascii="Times New Roman" w:hAnsi="Times New Roman"/>
+          <w:b/>
+          <w:bCs/>
+          <w:sz w:val="26"/>
+          <w:szCs w:val="26"/>
+          <w:lang w:val="ru-RU"/>
+        </w:rPr>
+      </w:pPr>
+      <w:r>
+        <w:rPr>
+          <w:rFonts w:ascii="Times New Roman" w:hAnsi="Times New Roman" w:cs="Times New Roman"/>
+          <w:noProof/>
+          <w:sz w:val="28"/>
+          <w:szCs w:val="28"/>
+          <w:lang w:val="uz-Cyrl-UZ"/>
+        </w:rPr>
+        <w:tab/>
+      </w:r>
+      <w:r>
+        <w:rPr>
+          <w:rFonts w:ascii="Times New Roman" w:hAnsi="Times New Roman" w:cs="Times New Roman"/>
+          <w:noProof/>
+          <w:sz w:val="26"/>
+          <w:szCs w:val="26"/>
+          <w:lang w:val="uz-Cyrl-UZ"/>
+        </w:rPr>
+        <w:t xml:space="preserve">Biz, quyida imzo chekuvchilar, </w:t>
+      </w:r>
+      <w:r>
+        <w:rPr>
+          <w:rFonts w:ascii="Times New Roman" w:hAnsi="Times New Roman" w:cs="Times New Roman"/>
+          <w:b/>
+          <w:noProof/>
+          <w:sz w:val="26"/>
+          <w:szCs w:val="26"/>
+          <w:lang w:val="uz-Cyrl-UZ"/>
+        </w:rPr>
+        <w:t>“Buyurtmachi”</w:t>
+      </w:r>
+      <w:r>
+        <w:rPr>
+          <w:rFonts w:ascii="Times New Roman" w:hAnsi="Times New Roman" w:cs="Times New Roman"/>
+          <w:noProof/>
+          <w:sz w:val="26"/>
+          <w:szCs w:val="26"/>
+          <w:lang w:val="uz-Cyrl-UZ"/>
+        </w:rPr>
+        <w:t xml:space="preserve"> nomidan </w:t>
+      </w:r>
+      <w:r>
+        <w:rPr>
+          <w:rFonts w:ascii="Times New Roman" w:hAnsi="Times New Roman"/>
+          <w:noProof/>
+          <w:sz w:val="26"/>
+          <w:szCs w:val="26"/>
+          <w:lang w:val="uz-Cyrl-UZ"/>
+        </w:rPr>
+        <w:t xml:space="preserve">O‘zbekiston Respublikasi Qurilish va uy-joy kommunal xo‘jaligi vazirligi, vazir o‘rinbosari </w:t>
+      </w:r>
+      <w:r>
+        <w:rPr>
+          <w:rFonts w:ascii="Times New Roman" w:hAnsi="Times New Roman"/>
+          <w:b/>
+          <w:noProof/>
+          <w:sz w:val="26"/>
+          <w:szCs w:val="26"/>
+          <w:lang w:val="uz-Cyrl-UZ"/>
+        </w:rPr>
+        <w:t>{{deputy_minister}}</w:t>
+      </w:r>
+      <w:r>
+        <w:rPr>
+          <w:rFonts w:ascii="Times New Roman" w:hAnsi="Times New Roman"/>
           <w:b/>
           <w:noProof/>
           <w:sz w:val="26"/>
           <w:szCs w:val="26"/>
           <w:lang w:val="uz-Latn-UZ"/>
         </w:rPr>
-      </w:pPr>
-      <w:r>
-        <w:rPr>
-          <w:rFonts w:ascii="Times New Roman" w:hAnsi="Times New Roman" w:cs="Times New Roman"/>
-          <w:noProof/>
-          <w:sz w:val="28"/>
-          <w:szCs w:val="28"/>
-          <w:lang w:val="uz-Cyrl-UZ"/>
-        </w:rPr>
-        <w:tab/>
-      </w:r>
-      <w:r>
-        <w:rPr>
-          <w:rFonts w:ascii="Times New Roman" w:hAnsi="Times New Roman" w:cs="Times New Roman"/>
-          <w:noProof/>
-          <w:sz w:val="26"/>
-          <w:szCs w:val="26"/>
-          <w:lang w:val="uz-Cyrl-UZ"/>
-        </w:rPr>
-        <w:t xml:space="preserve">Biz, quyida imzo chekuvchilar, </w:t>
-      </w:r>
-      <w:r>
-        <w:rPr>
-          <w:rFonts w:ascii="Times New Roman" w:hAnsi="Times New Roman" w:cs="Times New Roman"/>
-          <w:b/>
-          <w:noProof/>
-          <w:sz w:val="26"/>
-          <w:szCs w:val="26"/>
-          <w:lang w:val="uz-Cyrl-UZ"/>
-        </w:rPr>
-        <w:t>“Buyurtmachi”</w:t>
-      </w:r>
-      <w:r>
-        <w:rPr>
-          <w:rFonts w:ascii="Times New Roman" w:hAnsi="Times New Roman" w:cs="Times New Roman"/>
-          <w:noProof/>
-          <w:sz w:val="26"/>
-          <w:szCs w:val="26"/>
-          <w:lang w:val="uz-Cyrl-UZ"/>
-        </w:rPr>
-        <w:t xml:space="preserve"> nomidan </w:t>
-      </w:r>
-      <w:r>
-        <w:rPr>
-          <w:rFonts w:ascii="Times New Roman" w:hAnsi="Times New Roman"/>
-          <w:noProof/>
-          <w:sz w:val="26"/>
-          <w:szCs w:val="26"/>
-          <w:lang w:val="uz-Cyrl-UZ"/>
-        </w:rPr>
-        <w:t xml:space="preserve">O‘zbekiston Respublikasi Qurilish va uy-joy kommunal xo‘jaligi vazirligi, vazir o‘rinbosari </w:t>
-      </w:r>
-      <w:r>
-        <w:rPr>
-          <w:rFonts w:ascii="Times New Roman" w:hAnsi="Times New Roman"/>
-          <w:b/>
-          <w:noProof/>
-          <w:sz w:val="26"/>
-          <w:szCs w:val="26"/>
-          <w:lang w:val="uz-Cyrl-UZ"/>
-        </w:rPr>
-        <w:t>{{deputy_minister}}</w:t>
+        <w:t xml:space="preserve"> </w:t>
       </w:r>
       <w:r>
         <w:rPr>
@@ -5468,10 +5277,11 @@
           <w:bCs/>
           <w:sz w:val="26"/>
           <w:szCs w:val="26"/>
-          <w:lang w:val="uz-Cyrl-UZ"/>
-        </w:rPr>
-        <w:t>{{final_total_amount}}</w:t>
-      </w:r>
+          <w:lang w:val="ru-RU"/>
+        </w:rPr>
+        <w:t>{{</w:t>
+      </w:r>
+      <w:proofErr w:type="spellStart"/>
       <w:r>
         <w:rPr>
           <w:rFonts w:ascii="Times New Roman" w:hAnsi="Times New Roman"/>
@@ -5479,10 +5289,11 @@
           <w:bCs/>
           <w:sz w:val="26"/>
           <w:szCs w:val="26"/>
-          <w:lang w:val="uz-Cyrl-UZ"/>
-        </w:rPr>
-        <w:t xml:space="preserve"> </w:t>
-      </w:r>
+          <w:lang w:val="ru-RU"/>
+        </w:rPr>
+        <w:t>final_total_amount_words</w:t>
+      </w:r>
+      <w:proofErr w:type="spellEnd"/>
       <w:r>
         <w:rPr>
           <w:rFonts w:ascii="Times New Roman" w:hAnsi="Times New Roman"/>
@@ -5490,10 +5301,9 @@
           <w:bCs/>
           <w:sz w:val="26"/>
           <w:szCs w:val="26"/>
-          <w:highlight w:val="yellow"/>
-          <w:lang w:val="uz-Cyrl-UZ"/>
-        </w:rPr>
-        <w:t>(Ikki yuz yetmish olti million besh yuz yetmish sakkiz ming yetti yuz oltmish besh)</w:t>
+          <w:lang w:val="ru-RU"/>
+        </w:rPr>
+        <w:t>}}</w:t>
       </w:r>
       <w:r>
         <w:rPr>
@@ -5502,7 +5312,7 @@
           <w:bCs/>
           <w:sz w:val="26"/>
           <w:szCs w:val="26"/>
-          <w:lang w:val="uz-Cyrl-UZ"/>
+          <w:lang w:val="uz-Latn-UZ"/>
         </w:rPr>
         <w:t xml:space="preserve"> </w:t>
       </w:r>
@@ -6884,6 +6694,36 @@
       <w:contextualSpacing/>
     </w:pPr>
   </w:style>
+  <w:style w:type="paragraph" w:styleId="HTML">
+    <w:name w:val="HTML Preformatted"/>
+    <w:basedOn w:val="a"/>
+    <w:link w:val="HTML0"/>
+    <w:uiPriority w:val="99"/>
+    <w:semiHidden/>
+    <w:unhideWhenUsed/>
+    <w:rsid w:val="00CA05E1"/>
+    <w:pPr>
+      <w:spacing w:after="0" w:line="240" w:lineRule="auto"/>
+    </w:pPr>
+    <w:rPr>
+      <w:rFonts w:ascii="Consolas" w:hAnsi="Consolas"/>
+      <w:sz w:val="20"/>
+      <w:szCs w:val="20"/>
+    </w:rPr>
+  </w:style>
+  <w:style w:type="character" w:customStyle="1" w:styleId="HTML0">
+    <w:name w:val="Стандартный HTML Знак"/>
+    <w:basedOn w:val="a0"/>
+    <w:link w:val="HTML"/>
+    <w:uiPriority w:val="99"/>
+    <w:semiHidden/>
+    <w:rsid w:val="00CA05E1"/>
+    <w:rPr>
+      <w:rFonts w:ascii="Consolas" w:hAnsi="Consolas"/>
+      <w:sz w:val="20"/>
+      <w:szCs w:val="20"/>
+    </w:rPr>
+  </w:style>
 </w:styles>
 </file>
 

--- a/backend/contract_templates/shartnoma.docx
+++ b/backend/contract_templates/shartnoma.docx
@@ -1035,6 +1035,36 @@
           <w:sz w:val="24"/>
           <w:szCs w:val="24"/>
           <w:lang w:val="uz-Cyrl-UZ"/>
+        </w:rPr>
+        <w:t xml:space="preserve"> </w:t>
+      </w:r>
+      <w:r>
+        <w:rPr>
+          <w:rFonts w:ascii="Times New Roman" w:hAnsi="Times New Roman"/>
+          <w:b/>
+          <w:sz w:val="24"/>
+          <w:szCs w:val="24"/>
+          <w:lang w:val="uz-Latn-UZ"/>
+        </w:rPr>
+        <w:t xml:space="preserve"> </w:t>
+      </w:r>
+      <w:r>
+        <w:rPr>
+          <w:rFonts w:ascii="Times New Roman" w:hAnsi="Times New Roman"/>
+          <w:b/>
+          <w:sz w:val="24"/>
+          <w:szCs w:val="24"/>
+          <w:lang w:val="uz-Cyrl-UZ"/>
+        </w:rPr>
+        <w:t>{{final_total_amount}}</w:t>
+      </w:r>
+      <w:r>
+        <w:rPr>
+          <w:rFonts w:ascii="Times New Roman" w:hAnsi="Times New Roman"/>
+          <w:b/>
+          <w:sz w:val="24"/>
+          <w:szCs w:val="24"/>
+          <w:lang w:val="uz-Latn-UZ"/>
         </w:rPr>
         <w:t xml:space="preserve"> </w:t>
       </w:r>
@@ -5025,7 +5055,7 @@
           <w:bCs/>
           <w:sz w:val="26"/>
           <w:szCs w:val="26"/>
-          <w:lang w:val="ru-RU"/>
+          <w:lang w:val="uz-Cyrl-UZ"/>
         </w:rPr>
       </w:pPr>
       <w:r>
@@ -5277,11 +5307,10 @@
           <w:bCs/>
           <w:sz w:val="26"/>
           <w:szCs w:val="26"/>
-          <w:lang w:val="ru-RU"/>
-        </w:rPr>
-        <w:t>{{</w:t>
-      </w:r>
-      <w:proofErr w:type="spellStart"/>
+          <w:lang w:val="uz-Cyrl-UZ"/>
+        </w:rPr>
+        <w:t>{{final_total_amount}}</w:t>
+      </w:r>
       <w:r>
         <w:rPr>
           <w:rFonts w:ascii="Times New Roman" w:hAnsi="Times New Roman"/>
@@ -5289,11 +5318,10 @@
           <w:bCs/>
           <w:sz w:val="26"/>
           <w:szCs w:val="26"/>
-          <w:lang w:val="ru-RU"/>
-        </w:rPr>
-        <w:t>final_total_amount_words</w:t>
-      </w:r>
-      <w:proofErr w:type="spellEnd"/>
+          <w:lang w:val="uz-Cyrl-UZ"/>
+        </w:rPr>
+        <w:t xml:space="preserve"> </w:t>
+      </w:r>
       <w:r>
         <w:rPr>
           <w:rFonts w:ascii="Times New Roman" w:hAnsi="Times New Roman"/>
@@ -5301,9 +5329,9 @@
           <w:bCs/>
           <w:sz w:val="26"/>
           <w:szCs w:val="26"/>
-          <w:lang w:val="ru-RU"/>
-        </w:rPr>
-        <w:t>}}</w:t>
+          <w:lang w:val="uz-Cyrl-UZ"/>
+        </w:rPr>
+        <w:t>{{final_total_amount_words}}</w:t>
       </w:r>
       <w:r>
         <w:rPr>

--- a/backend/contract_templates/shartnoma.docx
+++ b/backend/contract_templates/shartnoma.docx
@@ -1093,16 +1093,6 @@
       </w:pPr>
       <w:r>
         <w:rPr>
-          <w:rFonts w:ascii="Times New Roman" w:hAnsi="Times New Roman"/>
-          <w:b/>
-          <w:sz w:val="24"/>
-          <w:szCs w:val="24"/>
-          <w:lang w:val="uz-Cyrl-UZ"/>
-        </w:rPr>
-        <w:t xml:space="preserve">so‘m </w:t>
-      </w:r>
-      <w:r>
-        <w:rPr>
           <w:rFonts w:ascii="Times New Roman" w:hAnsi="Times New Roman" w:cs="Times New Roman"/>
           <w:noProof/>
           <w:sz w:val="24"/>
@@ -1436,16 +1426,38 @@
           <w:szCs w:val="24"/>
           <w:lang w:val="uz-Latn-UZ"/>
         </w:rPr>
-        <w:t xml:space="preserve">{{shnq_name}}  </w:t>
-      </w:r>
-      <w:r>
-        <w:rPr>
-          <w:rFonts w:ascii="Times New Roman" w:hAnsi="Times New Roman" w:cs="Times New Roman"/>
-          <w:noProof/>
-          <w:sz w:val="24"/>
-          <w:szCs w:val="24"/>
-        </w:rPr>
-        <w:t xml:space="preserve">me’yoriy hujjatning </w:t>
+        <w:t>{{shnq_name</w:t>
+      </w:r>
+      <w:proofErr w:type="gramStart"/>
+      <w:r>
+        <w:rPr>
+          <w:rFonts w:ascii="Times New Roman" w:hAnsi="Times New Roman"/>
+          <w:b/>
+          <w:bCs/>
+          <w:sz w:val="24"/>
+          <w:szCs w:val="24"/>
+          <w:lang w:val="uz-Latn-UZ"/>
+        </w:rPr>
+        <w:t xml:space="preserve">}}  </w:t>
+      </w:r>
+      <w:r>
+        <w:rPr>
+          <w:rFonts w:ascii="Times New Roman" w:hAnsi="Times New Roman" w:cs="Times New Roman"/>
+          <w:noProof/>
+          <w:sz w:val="24"/>
+          <w:szCs w:val="24"/>
+        </w:rPr>
+        <w:t>me’yoriy</w:t>
+      </w:r>
+      <w:proofErr w:type="gramEnd"/>
+      <w:r>
+        <w:rPr>
+          <w:rFonts w:ascii="Times New Roman" w:hAnsi="Times New Roman" w:cs="Times New Roman"/>
+          <w:noProof/>
+          <w:sz w:val="24"/>
+          <w:szCs w:val="24"/>
+        </w:rPr>
+        <w:t xml:space="preserve"> hujjatning </w:t>
       </w:r>
       <w:r>
         <w:rPr>
@@ -5309,18 +5321,7 @@
           <w:szCs w:val="26"/>
           <w:lang w:val="uz-Cyrl-UZ"/>
         </w:rPr>
-        <w:t>{{final_total_amount}}</w:t>
-      </w:r>
-      <w:r>
-        <w:rPr>
-          <w:rFonts w:ascii="Times New Roman" w:hAnsi="Times New Roman"/>
-          <w:b/>
-          <w:bCs/>
-          <w:sz w:val="26"/>
-          <w:szCs w:val="26"/>
-          <w:lang w:val="uz-Cyrl-UZ"/>
-        </w:rPr>
-        <w:t xml:space="preserve"> </w:t>
+        <w:t xml:space="preserve">{{final_total_amount}} </w:t>
       </w:r>
       <w:r>
         <w:rPr>
@@ -5343,17 +5344,6 @@
           <w:lang w:val="uz-Latn-UZ"/>
         </w:rPr>
         <w:t xml:space="preserve"> </w:t>
-      </w:r>
-      <w:r>
-        <w:rPr>
-          <w:rFonts w:ascii="Times New Roman" w:hAnsi="Times New Roman"/>
-          <w:b/>
-          <w:bCs/>
-          <w:sz w:val="26"/>
-          <w:szCs w:val="26"/>
-          <w:lang w:val="uz-Cyrl-UZ"/>
-        </w:rPr>
-        <w:t xml:space="preserve">so‘m </w:t>
       </w:r>
       <w:r>
         <w:rPr>
@@ -6648,6 +6638,7 @@
   <w:style w:type="character" w:default="1" w:styleId="a0">
     <w:name w:val="Default Paragraph Font"/>
     <w:uiPriority w:val="1"/>
+    <w:semiHidden/>
     <w:unhideWhenUsed/>
   </w:style>
   <w:style w:type="table" w:default="1" w:styleId="a1">

--- a/backend/contract_templates/shartnoma.docx
+++ b/backend/contract_templates/shartnoma.docx
@@ -159,22 +159,33 @@
           <w:noProof/>
           <w:sz w:val="24"/>
           <w:szCs w:val="24"/>
-          <w:highlight w:val="yellow"/>
-          <w:lang w:val="uz-Cyrl-UZ"/>
-        </w:rPr>
-        <w:t>____</w:t>
-      </w:r>
-      <w:r>
-        <w:rPr>
-          <w:rFonts w:ascii="Times New Roman" w:hAnsi="Times New Roman" w:cs="Times New Roman"/>
-          <w:b/>
-          <w:bCs/>
-          <w:noProof/>
-          <w:sz w:val="24"/>
-          <w:szCs w:val="24"/>
-          <w:lang w:val="uz-Cyrl-UZ"/>
-        </w:rPr>
-        <w:t>-SONLI SHARTNOMA</w:t>
+          <w:lang w:val="uz-Latn-UZ"/>
+        </w:rPr>
+        <w:t>{{shartnoma_number}}</w:t>
+      </w:r>
+      <w:r>
+        <w:rPr>
+          <w:rFonts w:ascii="Times New Roman" w:hAnsi="Times New Roman" w:cs="Times New Roman"/>
+          <w:b/>
+          <w:bCs/>
+          <w:noProof/>
+          <w:sz w:val="24"/>
+          <w:szCs w:val="24"/>
+          <w:lang w:val="uz-Cyrl-UZ"/>
+        </w:rPr>
+        <w:t>-</w:t>
+      </w:r>
+      <w:r>
+        <w:rPr>
+          <w:rFonts w:ascii="Times New Roman" w:hAnsi="Times New Roman" w:cs="Times New Roman"/>
+          <w:b/>
+          <w:bCs/>
+          <w:noProof/>
+          <w:sz w:val="24"/>
+          <w:szCs w:val="24"/>
+          <w:lang w:val="uz-Cyrl-UZ"/>
+        </w:rPr>
+        <w:t>SONLI SHARTNOMA</w:t>
       </w:r>
     </w:p>
     <w:p>
@@ -614,7 +625,7 @@
           <w:rFonts w:ascii="Times New Roman" w:hAnsi="Times New Roman"/>
           <w:sz w:val="24"/>
           <w:szCs w:val="24"/>
-          <w:lang w:val="uz-Cyrl-UZ"/>
+          <w:lang w:val="uz-Latn-UZ"/>
         </w:rPr>
       </w:pPr>
       <w:r>
@@ -641,19 +652,9 @@
           <w:rFonts w:ascii="Times New Roman" w:hAnsi="Times New Roman"/>
           <w:sz w:val="24"/>
           <w:szCs w:val="24"/>
-          <w:highlight w:val="yellow"/>
-          <w:lang w:val="uz-Cyrl-UZ"/>
-        </w:rPr>
-        <w:t>O‘zbekiston Respublikasi Prezidentining “O‘zbekiston Respublikasi qurilish tarmog‘ini modernizatsiya qilish, jadal va innovatsion rivojlantirishning 2021-2025 yillarga mo‘ljallangan strategiyasini tasdiqlash to‘g‘risida” 2020-yil 27-noyabrdagi PF-6119-son hamda “O‘zbekiston Respublikasining qurilish sohasida islohotlarni chuqurlashtirishga doir qo‘shimcha chora-tadbirlar to‘g‘risida” 2020-yil 13-martdagi PF-5963-son Farmonlariga va  O‘zbekiston Respublikasi Vazirlar Mahkamasining 2022-yil 6-oktabrdagi 577-son qarorining 4-bandiga asosan shaharsozlik normalari va qoidalarini ishlab chiqish, qo‘shimchalar va o‘zgartirishlar kiritish rejalashtirilgan</w:t>
-      </w:r>
-      <w:r>
-        <w:rPr>
-          <w:rFonts w:ascii="Times New Roman" w:hAnsi="Times New Roman"/>
-          <w:sz w:val="24"/>
-          <w:szCs w:val="24"/>
-          <w:lang w:val="uz-Cyrl-UZ"/>
-        </w:rPr>
-        <w:t>.</w:t>
+          <w:lang w:val="uz-Latn-UZ"/>
+        </w:rPr>
+        <w:t>{{notes}}</w:t>
       </w:r>
     </w:p>
     <w:p>
@@ -1353,7 +1354,6 @@
           <w:sz w:val="24"/>
           <w:szCs w:val="24"/>
         </w:rPr>
-        <w:lastRenderedPageBreak/>
         <w:tab/>
         <w:t xml:space="preserve">3.2. Shartnomada belgilangan ishlar </w:t>
       </w:r>
@@ -1578,6 +1578,7 @@
           <w:sz w:val="24"/>
           <w:szCs w:val="24"/>
         </w:rPr>
+        <w:lastRenderedPageBreak/>
         <w:tab/>
         <w:t xml:space="preserve">3.4. Ishlarning alohida bosqichlari va shartnoma bo‘yicha belgilangan jami ishlar tugagandan so‘ng </w:t>
       </w:r>
@@ -2301,7 +2302,6 @@
           <w:szCs w:val="24"/>
           <w:lang w:val="uz-Cyrl-UZ"/>
         </w:rPr>
-        <w:lastRenderedPageBreak/>
         <w:t>5.3. Agar bartaraf qilib bo‘lmaydigan kuch uch oy uzluksiz davom etsa, taraflar bir-birini yozma ravishda ogohlantirib, shartnomani bekor qilishi yoki to‘xtatib turish</w:t>
       </w:r>
       <w:r>
@@ -2577,6 +2577,7 @@
           <w:szCs w:val="24"/>
           <w:lang w:val="uz-Cyrl-UZ" w:eastAsia="ru-RU"/>
         </w:rPr>
+        <w:lastRenderedPageBreak/>
         <w:t>6.2. Taraflar shartnomadagi korrupsiyaga qarshi qo‘shimcha shartlarda belgilangan korrupsiyaning oldini olish choralarini tan oladi va ularga rioya etilishi bo‘yicha hamkorlikni ta’minlaydi.</w:t>
       </w:r>
     </w:p>
@@ -3079,7 +3080,6 @@
           <w:szCs w:val="24"/>
           <w:lang w:eastAsia="ru-RU"/>
         </w:rPr>
-        <w:lastRenderedPageBreak/>
         <w:t>7</w:t>
       </w:r>
       <w:r>
@@ -3194,7 +3194,18 @@
           <w:szCs w:val="24"/>
           <w:lang w:val="uz-Cyrl-UZ" w:eastAsia="ru-RU"/>
         </w:rPr>
-        <w:t>7.5. Tomonlar o‘rtasida mazkur shartnomani tuzish, ijro etish, o‘zgartirish va bekor qilish, shuningdek yetkazilgan zararlarni qoplash yuzasidan yuzaga keladigan nizolar sud idoralari tomonidan qonun hujjatlarida belgilangan tartibda ko‘rib chiqadi.</w:t>
+        <w:t xml:space="preserve">7.5. Tomonlar o‘rtasida mazkur shartnomani tuzish, ijro etish, o‘zgartirish va bekor qilish, shuningdek yetkazilgan zararlarni qoplash yuzasidan yuzaga keladigan nizolar sud idoralari tomonidan </w:t>
+      </w:r>
+      <w:r>
+        <w:rPr>
+          <w:rFonts w:ascii="Times New Roman" w:hAnsi="Times New Roman" w:cs="Times New Roman"/>
+          <w:noProof/>
+          <w:sz w:val="24"/>
+          <w:szCs w:val="24"/>
+          <w:lang w:val="uz-Cyrl-UZ" w:eastAsia="ru-RU"/>
+        </w:rPr>
+        <w:lastRenderedPageBreak/>
+        <w:t>qonun hujjatlarida belgilangan tartibda ko‘rib chiqadi.</w:t>
       </w:r>
     </w:p>
     <w:p>
@@ -5162,6 +5173,7 @@
           <w:szCs w:val="26"/>
           <w:lang w:val="uz-Cyrl-UZ"/>
         </w:rPr>
+        <w:lastRenderedPageBreak/>
         <w:t>“</w:t>
       </w:r>
       <w:r>

--- a/backend/contract_templates/shartnoma.docx
+++ b/backend/contract_templates/shartnoma.docx
@@ -1,6 +1,6 @@
 
 <file path=word/document.xml><?xml version="1.0" encoding="utf-8"?>
-<w:document xmlns:wpc="http://schemas.microsoft.com/office/word/2010/wordprocessingCanvas" xmlns:cx="http://schemas.microsoft.com/office/drawing/2014/chartex" xmlns:cx1="http://schemas.microsoft.com/office/drawing/2015/9/8/chartex" xmlns:cx2="http://schemas.microsoft.com/office/drawing/2015/10/21/chartex" xmlns:cx3="http://schemas.microsoft.com/office/drawing/2016/5/9/chartex" xmlns:cx4="http://schemas.microsoft.com/office/drawing/2016/5/10/chartex" xmlns:cx5="http://schemas.microsoft.com/office/drawing/2016/5/11/chartex" xmlns:cx6="http://schemas.microsoft.com/office/drawing/2016/5/12/chartex" xmlns:cx7="http://schemas.microsoft.com/office/drawing/2016/5/13/chartex" xmlns:cx8="http://schemas.microsoft.com/office/drawing/2016/5/14/chartex" xmlns:mc="http://schemas.openxmlformats.org/markup-compatibility/2006" xmlns:aink="http://schemas.microsoft.com/office/drawing/2016/ink" xmlns:am3d="http://schemas.microsoft.com/office/drawing/2017/model3d" xmlns:o="urn:schemas-microsoft-com:office:office" xmlns:oel="http://schemas.microsoft.com/office/2019/extlst" xmlns:r="http://schemas.openxmlformats.org/officeDocument/2006/relationships" xmlns:m="http://schemas.openxmlformats.org/officeDocument/2006/math" xmlns:v="urn:schemas-microsoft-com:vml" xmlns:wp14="http://schemas.microsoft.com/office/word/2010/wordprocessingDrawing" xmlns:wp="http://schemas.openxmlformats.org/drawingml/2006/wordprocessingDrawing" xmlns:w10="urn:schemas-microsoft-com:office:word" xmlns:w="http://schemas.openxmlformats.org/wordprocessingml/2006/main" xmlns:w14="http://schemas.microsoft.com/office/word/2010/wordml" xmlns:w15="http://schemas.microsoft.com/office/word/2012/wordml" xmlns:w16cex="http://schemas.microsoft.com/office/word/2018/wordml/cex" xmlns:w16cid="http://schemas.microsoft.com/office/word/2016/wordml/cid" xmlns:w16="http://schemas.microsoft.com/office/word/2018/wordml" xmlns:w16sdtdh="http://schemas.microsoft.com/office/word/2020/wordml/sdtdatahash" xmlns:w16se="http://schemas.microsoft.com/office/word/2015/wordml/symex" xmlns:wpg="http://schemas.microsoft.com/office/word/2010/wordprocessingGroup" xmlns:wpi="http://schemas.microsoft.com/office/word/2010/wordprocessingInk" xmlns:wne="http://schemas.microsoft.com/office/word/2006/wordml" xmlns:wps="http://schemas.microsoft.com/office/word/2010/wordprocessingShape" mc:Ignorable="w14 w15 w16se w16cid w16 w16cex w16sdtdh wp14">
+<w:document xmlns:wpc="http://schemas.microsoft.com/office/word/2010/wordprocessingCanvas" xmlns:cx="http://schemas.microsoft.com/office/drawing/2014/chartex" xmlns:cx1="http://schemas.microsoft.com/office/drawing/2015/9/8/chartex" xmlns:cx2="http://schemas.microsoft.com/office/drawing/2015/10/21/chartex" xmlns:cx3="http://schemas.microsoft.com/office/drawing/2016/5/9/chartex" xmlns:cx4="http://schemas.microsoft.com/office/drawing/2016/5/10/chartex" xmlns:cx5="http://schemas.microsoft.com/office/drawing/2016/5/11/chartex" xmlns:cx6="http://schemas.microsoft.com/office/drawing/2016/5/12/chartex" xmlns:cx7="http://schemas.microsoft.com/office/drawing/2016/5/13/chartex" xmlns:cx8="http://schemas.microsoft.com/office/drawing/2016/5/14/chartex" xmlns:mc="http://schemas.openxmlformats.org/markup-compatibility/2006" xmlns:aink="http://schemas.microsoft.com/office/drawing/2016/ink" xmlns:am3d="http://schemas.microsoft.com/office/drawing/2017/model3d" xmlns:o="urn:schemas-microsoft-com:office:office" xmlns:oel="http://schemas.microsoft.com/office/2019/extlst" xmlns:r="http://schemas.openxmlformats.org/officeDocument/2006/relationships" xmlns:m="http://schemas.openxmlformats.org/officeDocument/2006/math" xmlns:v="urn:schemas-microsoft-com:vml" xmlns:wp14="http://schemas.microsoft.com/office/word/2010/wordprocessingDrawing" xmlns:wp="http://schemas.openxmlformats.org/drawingml/2006/wordprocessingDrawing" xmlns:w10="urn:schemas-microsoft-com:office:word" xmlns:w="http://schemas.openxmlformats.org/wordprocessingml/2006/main" xmlns:w14="http://schemas.microsoft.com/office/word/2010/wordml" xmlns:w15="http://schemas.microsoft.com/office/word/2012/wordml" xmlns:w16cex="http://schemas.microsoft.com/office/word/2018/wordml/cex" xmlns:w16cid="http://schemas.microsoft.com/office/word/2016/wordml/cid" xmlns:w16="http://schemas.microsoft.com/office/word/2018/wordml" xmlns:w16du="http://schemas.microsoft.com/office/word/2023/wordml/word16du" xmlns:w16sdtdh="http://schemas.microsoft.com/office/word/2020/wordml/sdtdatahash" xmlns:w16sdtfl="http://schemas.microsoft.com/office/word/2024/wordml/sdtformatlock" xmlns:w16se="http://schemas.microsoft.com/office/word/2015/wordml/symex" xmlns:wpg="http://schemas.microsoft.com/office/word/2010/wordprocessingGroup" xmlns:wpi="http://schemas.microsoft.com/office/word/2010/wordprocessingInk" xmlns:wne="http://schemas.microsoft.com/office/word/2006/wordml" xmlns:wps="http://schemas.microsoft.com/office/word/2010/wordprocessingShape" mc:Ignorable="w14 w15 w16se w16cid w16 w16cex w16sdtdh w16sdtfl w16du wp14">
   <w:body>
     <w:p>
       <w:pPr>
@@ -5000,7 +5000,37 @@
           <w:noProof/>
           <w:sz w:val="24"/>
           <w:szCs w:val="24"/>
-          <w:lang w:val="uz-Cyrl-UZ"/>
+        </w:rPr>
+      </w:pPr>
+    </w:p>
+    <w:p>
+      <w:pPr>
+        <w:rPr>
+          <w:rFonts w:ascii="Times New Roman" w:hAnsi="Times New Roman" w:cs="Times New Roman"/>
+          <w:noProof/>
+          <w:sz w:val="24"/>
+          <w:szCs w:val="24"/>
+        </w:rPr>
+      </w:pPr>
+      <w:r>
+        <w:rPr>
+          <w:rFonts w:ascii="Times New Roman" w:hAnsi="Times New Roman" w:cs="Times New Roman"/>
+          <w:noProof/>
+          <w:sz w:val="24"/>
+          <w:szCs w:val="24"/>
+        </w:rPr>
+        <w:br w:type="page"/>
+      </w:r>
+    </w:p>
+    <w:p>
+      <w:pPr>
+        <w:spacing w:line="276" w:lineRule="auto"/>
+        <w:jc w:val="both"/>
+        <w:rPr>
+          <w:rFonts w:ascii="Times New Roman" w:hAnsi="Times New Roman" w:cs="Times New Roman"/>
+          <w:noProof/>
+          <w:sz w:val="24"/>
+          <w:szCs w:val="24"/>
         </w:rPr>
       </w:pPr>
     </w:p>
@@ -5173,7 +5203,6 @@
           <w:szCs w:val="26"/>
           <w:lang w:val="uz-Cyrl-UZ"/>
         </w:rPr>
-        <w:lastRenderedPageBreak/>
         <w:t>“</w:t>
       </w:r>
       <w:r>
@@ -6249,7 +6278,7 @@
 </file>
 
 <file path=word/styles.xml><?xml version="1.0" encoding="utf-8"?>
-<w:styles xmlns:mc="http://schemas.openxmlformats.org/markup-compatibility/2006" xmlns:r="http://schemas.openxmlformats.org/officeDocument/2006/relationships" xmlns:w="http://schemas.openxmlformats.org/wordprocessingml/2006/main" xmlns:w14="http://schemas.microsoft.com/office/word/2010/wordml" xmlns:w15="http://schemas.microsoft.com/office/word/2012/wordml" xmlns:w16cex="http://schemas.microsoft.com/office/word/2018/wordml/cex" xmlns:w16cid="http://schemas.microsoft.com/office/word/2016/wordml/cid" xmlns:w16="http://schemas.microsoft.com/office/word/2018/wordml" xmlns:w16sdtdh="http://schemas.microsoft.com/office/word/2020/wordml/sdtdatahash" xmlns:w16se="http://schemas.microsoft.com/office/word/2015/wordml/symex" mc:Ignorable="w14 w15 w16se w16cid w16 w16cex w16sdtdh">
+<w:styles xmlns:mc="http://schemas.openxmlformats.org/markup-compatibility/2006" xmlns:r="http://schemas.openxmlformats.org/officeDocument/2006/relationships" xmlns:w="http://schemas.openxmlformats.org/wordprocessingml/2006/main" xmlns:w14="http://schemas.microsoft.com/office/word/2010/wordml" xmlns:w15="http://schemas.microsoft.com/office/word/2012/wordml" xmlns:w16cex="http://schemas.microsoft.com/office/word/2018/wordml/cex" xmlns:w16cid="http://schemas.microsoft.com/office/word/2016/wordml/cid" xmlns:w16="http://schemas.microsoft.com/office/word/2018/wordml" xmlns:w16du="http://schemas.microsoft.com/office/word/2023/wordml/word16du" xmlns:w16sdtdh="http://schemas.microsoft.com/office/word/2020/wordml/sdtdatahash" xmlns:w16sdtfl="http://schemas.microsoft.com/office/word/2024/wordml/sdtformatlock" xmlns:w16se="http://schemas.microsoft.com/office/word/2015/wordml/symex" mc:Ignorable="w14 w15 w16se w16cid w16 w16cex w16sdtdh w16sdtfl w16du">
   <w:docDefaults>
     <w:rPrDefault>
       <w:rPr>

--- a/backend/contract_templates/shartnoma.docx
+++ b/backend/contract_templates/shartnoma.docx
@@ -4900,1347 +4900,6 @@
         <w:t xml:space="preserve">Huquqshunos _____________ </w:t>
       </w:r>
     </w:p>
-    <w:p>
-      <w:pPr>
-        <w:spacing w:line="276" w:lineRule="auto"/>
-        <w:jc w:val="both"/>
-        <w:rPr>
-          <w:rFonts w:ascii="Times New Roman" w:hAnsi="Times New Roman" w:cs="Times New Roman"/>
-          <w:noProof/>
-          <w:sz w:val="24"/>
-          <w:szCs w:val="24"/>
-          <w:lang w:val="uz-Cyrl-UZ"/>
-        </w:rPr>
-      </w:pPr>
-    </w:p>
-    <w:p>
-      <w:pPr>
-        <w:spacing w:line="276" w:lineRule="auto"/>
-        <w:jc w:val="both"/>
-        <w:rPr>
-          <w:rFonts w:ascii="Times New Roman" w:hAnsi="Times New Roman" w:cs="Times New Roman"/>
-          <w:noProof/>
-          <w:sz w:val="24"/>
-          <w:szCs w:val="24"/>
-          <w:lang w:val="uz-Cyrl-UZ"/>
-        </w:rPr>
-      </w:pPr>
-    </w:p>
-    <w:p>
-      <w:pPr>
-        <w:spacing w:line="276" w:lineRule="auto"/>
-        <w:jc w:val="both"/>
-        <w:rPr>
-          <w:rFonts w:ascii="Times New Roman" w:hAnsi="Times New Roman" w:cs="Times New Roman"/>
-          <w:noProof/>
-          <w:sz w:val="24"/>
-          <w:szCs w:val="24"/>
-          <w:lang w:val="uz-Cyrl-UZ"/>
-        </w:rPr>
-      </w:pPr>
-    </w:p>
-    <w:p>
-      <w:pPr>
-        <w:spacing w:line="276" w:lineRule="auto"/>
-        <w:jc w:val="both"/>
-        <w:rPr>
-          <w:rFonts w:ascii="Times New Roman" w:hAnsi="Times New Roman" w:cs="Times New Roman"/>
-          <w:noProof/>
-          <w:sz w:val="24"/>
-          <w:szCs w:val="24"/>
-          <w:lang w:val="uz-Cyrl-UZ"/>
-        </w:rPr>
-      </w:pPr>
-    </w:p>
-    <w:p>
-      <w:pPr>
-        <w:spacing w:line="276" w:lineRule="auto"/>
-        <w:jc w:val="both"/>
-        <w:rPr>
-          <w:rFonts w:ascii="Times New Roman" w:hAnsi="Times New Roman" w:cs="Times New Roman"/>
-          <w:noProof/>
-          <w:sz w:val="24"/>
-          <w:szCs w:val="24"/>
-          <w:lang w:val="uz-Cyrl-UZ"/>
-        </w:rPr>
-      </w:pPr>
-    </w:p>
-    <w:p>
-      <w:pPr>
-        <w:spacing w:line="276" w:lineRule="auto"/>
-        <w:jc w:val="both"/>
-        <w:rPr>
-          <w:rFonts w:ascii="Times New Roman" w:hAnsi="Times New Roman" w:cs="Times New Roman"/>
-          <w:noProof/>
-          <w:sz w:val="24"/>
-          <w:szCs w:val="24"/>
-          <w:lang w:val="uz-Cyrl-UZ"/>
-        </w:rPr>
-      </w:pPr>
-    </w:p>
-    <w:p>
-      <w:pPr>
-        <w:spacing w:line="276" w:lineRule="auto"/>
-        <w:jc w:val="both"/>
-        <w:rPr>
-          <w:rFonts w:ascii="Times New Roman" w:hAnsi="Times New Roman" w:cs="Times New Roman"/>
-          <w:noProof/>
-          <w:sz w:val="24"/>
-          <w:szCs w:val="24"/>
-          <w:lang w:val="uz-Cyrl-UZ"/>
-        </w:rPr>
-      </w:pPr>
-    </w:p>
-    <w:p>
-      <w:pPr>
-        <w:spacing w:line="276" w:lineRule="auto"/>
-        <w:jc w:val="both"/>
-        <w:rPr>
-          <w:rFonts w:ascii="Times New Roman" w:hAnsi="Times New Roman" w:cs="Times New Roman"/>
-          <w:noProof/>
-          <w:sz w:val="24"/>
-          <w:szCs w:val="24"/>
-        </w:rPr>
-      </w:pPr>
-    </w:p>
-    <w:p>
-      <w:pPr>
-        <w:rPr>
-          <w:rFonts w:ascii="Times New Roman" w:hAnsi="Times New Roman" w:cs="Times New Roman"/>
-          <w:noProof/>
-          <w:sz w:val="24"/>
-          <w:szCs w:val="24"/>
-        </w:rPr>
-      </w:pPr>
-      <w:r>
-        <w:rPr>
-          <w:rFonts w:ascii="Times New Roman" w:hAnsi="Times New Roman" w:cs="Times New Roman"/>
-          <w:noProof/>
-          <w:sz w:val="24"/>
-          <w:szCs w:val="24"/>
-        </w:rPr>
-        <w:br w:type="page"/>
-      </w:r>
-    </w:p>
-    <w:p>
-      <w:pPr>
-        <w:spacing w:line="276" w:lineRule="auto"/>
-        <w:jc w:val="both"/>
-        <w:rPr>
-          <w:rFonts w:ascii="Times New Roman" w:hAnsi="Times New Roman" w:cs="Times New Roman"/>
-          <w:noProof/>
-          <w:sz w:val="24"/>
-          <w:szCs w:val="24"/>
-        </w:rPr>
-      </w:pPr>
-    </w:p>
-    <w:p>
-      <w:pPr>
-        <w:pStyle w:val="a4"/>
-        <w:jc w:val="center"/>
-        <w:rPr>
-          <w:rFonts w:ascii="Times New Roman" w:hAnsi="Times New Roman" w:cs="Times New Roman"/>
-          <w:b/>
-          <w:noProof/>
-          <w:sz w:val="28"/>
-          <w:szCs w:val="28"/>
-          <w:lang w:val="uz-Cyrl-UZ"/>
-        </w:rPr>
-      </w:pPr>
-      <w:r>
-        <w:rPr>
-          <w:rFonts w:ascii="Times New Roman" w:hAnsi="Times New Roman"/>
-          <w:b/>
-          <w:noProof/>
-          <w:sz w:val="28"/>
-          <w:szCs w:val="28"/>
-          <w:lang w:val="uz-Cyrl-UZ"/>
-        </w:rPr>
-        <w:t>Bayonnoma</w:t>
-      </w:r>
-    </w:p>
-    <w:p>
-      <w:pPr>
-        <w:pStyle w:val="a4"/>
-        <w:jc w:val="center"/>
-        <w:rPr>
-          <w:rFonts w:ascii="Times New Roman" w:hAnsi="Times New Roman" w:cs="Calibri"/>
-          <w:b/>
-          <w:i/>
-          <w:noProof/>
-          <w:sz w:val="28"/>
-          <w:szCs w:val="28"/>
-          <w:lang w:val="uz-Cyrl-UZ"/>
-        </w:rPr>
-      </w:pPr>
-      <w:r>
-        <w:rPr>
-          <w:rFonts w:ascii="Times New Roman" w:hAnsi="Times New Roman"/>
-          <w:b/>
-          <w:i/>
-          <w:noProof/>
-          <w:sz w:val="28"/>
-          <w:szCs w:val="28"/>
-          <w:lang w:val="uz-Cyrl-UZ"/>
-        </w:rPr>
-        <w:t>kelishuv qiymati to‘g‘risida</w:t>
-      </w:r>
-    </w:p>
-    <w:p>
-      <w:pPr>
-        <w:pStyle w:val="a4"/>
-        <w:rPr>
-          <w:rFonts w:ascii="Times New Roman" w:hAnsi="Times New Roman" w:cs="Times New Roman"/>
-          <w:noProof/>
-          <w:sz w:val="28"/>
-          <w:szCs w:val="28"/>
-          <w:lang w:val="uz-Cyrl-UZ"/>
-        </w:rPr>
-      </w:pPr>
-    </w:p>
-    <w:p>
-      <w:pPr>
-        <w:pStyle w:val="a4"/>
-        <w:jc w:val="both"/>
-        <w:rPr>
-          <w:rFonts w:ascii="Times New Roman" w:hAnsi="Times New Roman"/>
-          <w:b/>
-          <w:bCs/>
-          <w:sz w:val="26"/>
-          <w:szCs w:val="26"/>
-          <w:lang w:val="uz-Cyrl-UZ"/>
-        </w:rPr>
-      </w:pPr>
-      <w:r>
-        <w:rPr>
-          <w:rFonts w:ascii="Times New Roman" w:hAnsi="Times New Roman" w:cs="Times New Roman"/>
-          <w:noProof/>
-          <w:sz w:val="28"/>
-          <w:szCs w:val="28"/>
-          <w:lang w:val="uz-Cyrl-UZ"/>
-        </w:rPr>
-        <w:tab/>
-      </w:r>
-      <w:r>
-        <w:rPr>
-          <w:rFonts w:ascii="Times New Roman" w:hAnsi="Times New Roman" w:cs="Times New Roman"/>
-          <w:noProof/>
-          <w:sz w:val="26"/>
-          <w:szCs w:val="26"/>
-          <w:lang w:val="uz-Cyrl-UZ"/>
-        </w:rPr>
-        <w:t xml:space="preserve">Biz, quyida imzo chekuvchilar, </w:t>
-      </w:r>
-      <w:r>
-        <w:rPr>
-          <w:rFonts w:ascii="Times New Roman" w:hAnsi="Times New Roman" w:cs="Times New Roman"/>
-          <w:b/>
-          <w:noProof/>
-          <w:sz w:val="26"/>
-          <w:szCs w:val="26"/>
-          <w:lang w:val="uz-Cyrl-UZ"/>
-        </w:rPr>
-        <w:t>“Buyurtmachi”</w:t>
-      </w:r>
-      <w:r>
-        <w:rPr>
-          <w:rFonts w:ascii="Times New Roman" w:hAnsi="Times New Roman" w:cs="Times New Roman"/>
-          <w:noProof/>
-          <w:sz w:val="26"/>
-          <w:szCs w:val="26"/>
-          <w:lang w:val="uz-Cyrl-UZ"/>
-        </w:rPr>
-        <w:t xml:space="preserve"> nomidan </w:t>
-      </w:r>
-      <w:r>
-        <w:rPr>
-          <w:rFonts w:ascii="Times New Roman" w:hAnsi="Times New Roman"/>
-          <w:noProof/>
-          <w:sz w:val="26"/>
-          <w:szCs w:val="26"/>
-          <w:lang w:val="uz-Cyrl-UZ"/>
-        </w:rPr>
-        <w:t xml:space="preserve">O‘zbekiston Respublikasi Qurilish va uy-joy kommunal xo‘jaligi vazirligi, vazir o‘rinbosari </w:t>
-      </w:r>
-      <w:r>
-        <w:rPr>
-          <w:rFonts w:ascii="Times New Roman" w:hAnsi="Times New Roman"/>
-          <w:b/>
-          <w:noProof/>
-          <w:sz w:val="26"/>
-          <w:szCs w:val="26"/>
-          <w:lang w:val="uz-Cyrl-UZ"/>
-        </w:rPr>
-        <w:t>{{deputy_minister}}</w:t>
-      </w:r>
-      <w:r>
-        <w:rPr>
-          <w:rFonts w:ascii="Times New Roman" w:hAnsi="Times New Roman"/>
-          <w:b/>
-          <w:noProof/>
-          <w:sz w:val="26"/>
-          <w:szCs w:val="26"/>
-          <w:lang w:val="uz-Latn-UZ"/>
-        </w:rPr>
-        <w:t xml:space="preserve"> </w:t>
-      </w:r>
-      <w:r>
-        <w:rPr>
-          <w:rFonts w:ascii="Times New Roman" w:hAnsi="Times New Roman"/>
-          <w:noProof/>
-          <w:sz w:val="26"/>
-          <w:szCs w:val="26"/>
-          <w:lang w:val="uz-Cyrl-UZ"/>
-        </w:rPr>
-        <w:t xml:space="preserve">va </w:t>
-      </w:r>
-      <w:r>
-        <w:rPr>
-          <w:rFonts w:ascii="Times New Roman" w:hAnsi="Times New Roman"/>
-          <w:b/>
-          <w:noProof/>
-          <w:sz w:val="26"/>
-          <w:szCs w:val="26"/>
-          <w:lang w:val="uz-Cyrl-UZ"/>
-        </w:rPr>
-        <w:t>“</w:t>
-      </w:r>
-      <w:r>
-        <w:rPr>
-          <w:rFonts w:ascii="Times New Roman" w:hAnsi="Times New Roman" w:cs="Times New Roman"/>
-          <w:b/>
-          <w:noProof/>
-          <w:sz w:val="26"/>
-          <w:szCs w:val="26"/>
-          <w:lang w:val="uz-Cyrl-UZ"/>
-        </w:rPr>
-        <w:t>Ijrochi</w:t>
-      </w:r>
-      <w:r>
-        <w:rPr>
-          <w:rFonts w:ascii="Times New Roman" w:hAnsi="Times New Roman"/>
-          <w:b/>
-          <w:noProof/>
-          <w:sz w:val="26"/>
-          <w:szCs w:val="26"/>
-          <w:lang w:val="uz-Cyrl-UZ"/>
-        </w:rPr>
-        <w:t>”</w:t>
-      </w:r>
-      <w:r>
-        <w:rPr>
-          <w:rFonts w:ascii="Times New Roman" w:hAnsi="Times New Roman"/>
-          <w:noProof/>
-          <w:sz w:val="26"/>
-          <w:szCs w:val="26"/>
-          <w:lang w:val="uz-Cyrl-UZ"/>
-        </w:rPr>
-        <w:t xml:space="preserve"> nomidan “QURILISHDA TEXNIK ME’YORLASH VA STANDARTLASHTIRISH ILMIY TADQIQOT INSTITUTI” DM </w:t>
-      </w:r>
-      <w:r>
-        <w:rPr>
-          <w:rFonts w:ascii="Times New Roman" w:hAnsi="Times New Roman" w:cs="Times New Roman"/>
-          <w:noProof/>
-          <w:sz w:val="26"/>
-          <w:szCs w:val="26"/>
-          <w:lang w:val="uz-Cyrl-UZ"/>
-        </w:rPr>
-        <w:t>rahbari</w:t>
-      </w:r>
-      <w:r>
-        <w:rPr>
-          <w:rFonts w:ascii="Times New Roman" w:hAnsi="Times New Roman"/>
-          <w:b/>
-          <w:noProof/>
-          <w:sz w:val="26"/>
-          <w:szCs w:val="26"/>
-          <w:lang w:val="uz-Cyrl-UZ"/>
-        </w:rPr>
-        <w:t xml:space="preserve"> </w:t>
-      </w:r>
-      <w:r>
-        <w:rPr>
-          <w:rFonts w:ascii="Times New Roman" w:hAnsi="Times New Roman"/>
-          <w:b/>
-          <w:noProof/>
-          <w:sz w:val="26"/>
-          <w:szCs w:val="26"/>
-          <w:lang w:val="uz-Cyrl-UZ"/>
-        </w:rPr>
-        <w:t>{{institute_director}}</w:t>
-      </w:r>
-      <w:r>
-        <w:rPr>
-          <w:rFonts w:ascii="Times New Roman" w:hAnsi="Times New Roman"/>
-          <w:b/>
-          <w:noProof/>
-          <w:sz w:val="26"/>
-          <w:szCs w:val="26"/>
-          <w:lang w:val="uz-Cyrl-UZ"/>
-        </w:rPr>
-        <w:t xml:space="preserve">, </w:t>
-      </w:r>
-      <w:r>
-        <w:rPr>
-          <w:rFonts w:ascii="Times New Roman" w:hAnsi="Times New Roman"/>
-          <w:noProof/>
-          <w:sz w:val="26"/>
-          <w:szCs w:val="26"/>
-          <w:lang w:val="uz-Cyrl-UZ"/>
-        </w:rPr>
-        <w:t xml:space="preserve">quyidagi me’yoriy hujjat </w:t>
-      </w:r>
-      <w:r>
-        <w:rPr>
-          <w:rFonts w:ascii="Times New Roman" w:hAnsi="Times New Roman"/>
-          <w:noProof/>
-          <w:sz w:val="26"/>
-          <w:szCs w:val="26"/>
-          <w:lang w:val="uz-Cyrl-UZ"/>
-        </w:rPr>
-        <w:br/>
-      </w:r>
-      <w:r>
-        <w:rPr>
-          <w:rFonts w:ascii="Times New Roman" w:hAnsi="Times New Roman"/>
-          <w:b/>
-          <w:bCs/>
-          <w:sz w:val="24"/>
-          <w:szCs w:val="24"/>
-          <w:lang w:val="uz-Latn-UZ"/>
-        </w:rPr>
-        <w:t xml:space="preserve">{{shnq_name}} </w:t>
-      </w:r>
-      <w:r>
-        <w:rPr>
-          <w:rFonts w:ascii="Times New Roman" w:hAnsi="Times New Roman"/>
-          <w:color w:val="000000"/>
-          <w:sz w:val="26"/>
-          <w:szCs w:val="26"/>
-          <w:lang w:val="uz-Cyrl-UZ"/>
-        </w:rPr>
-        <w:t xml:space="preserve">ni </w:t>
-      </w:r>
-      <w:r>
-        <w:rPr>
-          <w:rFonts w:ascii="Times New Roman" w:hAnsi="Times New Roman"/>
-          <w:noProof/>
-          <w:color w:val="000000"/>
-          <w:sz w:val="26"/>
-          <w:szCs w:val="26"/>
-          <w:lang w:val="uz-Latn-UZ"/>
-        </w:rPr>
-        <w:t>qayta</w:t>
-      </w:r>
-      <w:r>
-        <w:rPr>
-          <w:rFonts w:ascii="Times New Roman" w:hAnsi="Times New Roman"/>
-          <w:noProof/>
-          <w:sz w:val="26"/>
-          <w:szCs w:val="26"/>
-          <w:lang w:val="uz-Cyrl-UZ"/>
-        </w:rPr>
-        <w:t xml:space="preserve"> ishlab chiqish ishlarini bajarish uchun: Shartnomani moliyalashtirish narxi </w:t>
-      </w:r>
-      <w:r>
-        <w:rPr>
-          <w:rFonts w:ascii="Times New Roman" w:hAnsi="Times New Roman"/>
-          <w:b/>
-          <w:bCs/>
-          <w:sz w:val="26"/>
-          <w:szCs w:val="26"/>
-          <w:lang w:val="uz-Cyrl-UZ"/>
-        </w:rPr>
-        <w:t xml:space="preserve">QQS 12% bilan </w:t>
-      </w:r>
-      <w:r>
-        <w:rPr>
-          <w:rFonts w:ascii="Times New Roman" w:hAnsi="Times New Roman"/>
-          <w:b/>
-          <w:bCs/>
-          <w:sz w:val="26"/>
-          <w:szCs w:val="26"/>
-          <w:lang w:val="uz-Cyrl-UZ"/>
-        </w:rPr>
-        <w:t xml:space="preserve">{{final_total_amount}} </w:t>
-      </w:r>
-      <w:r>
-        <w:rPr>
-          <w:rFonts w:ascii="Times New Roman" w:hAnsi="Times New Roman"/>
-          <w:b/>
-          <w:bCs/>
-          <w:sz w:val="26"/>
-          <w:szCs w:val="26"/>
-          <w:lang w:val="uz-Cyrl-UZ"/>
-        </w:rPr>
-        <w:t>{{final_total_amount_words}}</w:t>
-      </w:r>
-      <w:r>
-        <w:rPr>
-          <w:rFonts w:ascii="Times New Roman" w:hAnsi="Times New Roman"/>
-          <w:b/>
-          <w:bCs/>
-          <w:sz w:val="26"/>
-          <w:szCs w:val="26"/>
-          <w:lang w:val="uz-Latn-UZ"/>
-        </w:rPr>
-        <w:t xml:space="preserve"> </w:t>
-      </w:r>
-      <w:r>
-        <w:rPr>
-          <w:rFonts w:ascii="Times New Roman" w:hAnsi="Times New Roman"/>
-          <w:noProof/>
-          <w:sz w:val="26"/>
-          <w:szCs w:val="26"/>
-          <w:lang w:val="uz-Cyrl-UZ"/>
-        </w:rPr>
-        <w:t xml:space="preserve">deb o‘zaro kelishuv bitimini </w:t>
-      </w:r>
-      <w:r>
-        <w:rPr>
-          <w:rFonts w:ascii="Times New Roman" w:hAnsi="Times New Roman"/>
-          <w:noProof/>
-          <w:sz w:val="26"/>
-          <w:szCs w:val="26"/>
-          <w:lang w:val="uz-Cyrl-UZ"/>
-        </w:rPr>
-        <w:t>tasdiqladik</w:t>
-      </w:r>
-      <w:r>
-        <w:rPr>
-          <w:rFonts w:ascii="Times New Roman" w:hAnsi="Times New Roman"/>
-          <w:noProof/>
-          <w:sz w:val="26"/>
-          <w:szCs w:val="26"/>
-          <w:lang w:val="uz-Latn-UZ"/>
-        </w:rPr>
-        <w:t>.</w:t>
-      </w:r>
-    </w:p>
-    <w:p>
-      <w:pPr>
-        <w:spacing w:line="240" w:lineRule="auto"/>
-        <w:ind w:firstLine="567"/>
-        <w:jc w:val="both"/>
-        <w:rPr>
-          <w:rFonts w:ascii="Times New Roman" w:eastAsia="Calibri" w:hAnsi="Times New Roman" w:cs="Times New Roman"/>
-          <w:noProof/>
-          <w:sz w:val="26"/>
-          <w:szCs w:val="26"/>
-          <w:lang w:val="uz-Cyrl-UZ"/>
-        </w:rPr>
-      </w:pPr>
-      <w:r>
-        <w:rPr>
-          <w:rFonts w:ascii="Times New Roman" w:hAnsi="Times New Roman" w:cs="Times New Roman"/>
-          <w:noProof/>
-          <w:sz w:val="26"/>
-          <w:szCs w:val="26"/>
-          <w:lang w:val="uz-Cyrl-UZ"/>
-        </w:rPr>
-        <w:tab/>
-        <w:t>Ushbu b</w:t>
-      </w:r>
-      <w:r>
-        <w:rPr>
-          <w:rFonts w:ascii="Times New Roman" w:hAnsi="Times New Roman"/>
-          <w:noProof/>
-          <w:sz w:val="26"/>
-          <w:szCs w:val="26"/>
-          <w:lang w:val="uz-Cyrl-UZ"/>
-        </w:rPr>
-        <w:t xml:space="preserve">ayonnoma </w:t>
-      </w:r>
-      <w:r>
-        <w:rPr>
-          <w:rFonts w:ascii="Times New Roman" w:hAnsi="Times New Roman"/>
-          <w:b/>
-          <w:noProof/>
-          <w:sz w:val="26"/>
-          <w:szCs w:val="26"/>
-          <w:lang w:val="uz-Cyrl-UZ"/>
-        </w:rPr>
-        <w:t>“Buyurtmachi”</w:t>
-      </w:r>
-      <w:r>
-        <w:rPr>
-          <w:rFonts w:ascii="Times New Roman" w:hAnsi="Times New Roman"/>
-          <w:noProof/>
-          <w:sz w:val="26"/>
-          <w:szCs w:val="26"/>
-          <w:lang w:val="uz-Cyrl-UZ"/>
-        </w:rPr>
-        <w:t xml:space="preserve"> </w:t>
-      </w:r>
-      <w:r>
-        <w:rPr>
-          <w:rFonts w:ascii="Times New Roman" w:hAnsi="Times New Roman"/>
-          <w:noProof/>
-          <w:sz w:val="26"/>
-          <w:szCs w:val="26"/>
-          <w:lang w:val="uz-Cyrl-UZ"/>
-        </w:rPr>
-        <w:t xml:space="preserve">va </w:t>
-      </w:r>
-      <w:r>
-        <w:rPr>
-          <w:rFonts w:ascii="Times New Roman" w:hAnsi="Times New Roman"/>
-          <w:b/>
-          <w:noProof/>
-          <w:sz w:val="26"/>
-          <w:szCs w:val="26"/>
-          <w:lang w:val="uz-Cyrl-UZ"/>
-        </w:rPr>
-        <w:t>“</w:t>
-      </w:r>
-      <w:r>
-        <w:rPr>
-          <w:rFonts w:ascii="Times New Roman" w:hAnsi="Times New Roman" w:cs="Times New Roman"/>
-          <w:b/>
-          <w:noProof/>
-          <w:sz w:val="26"/>
-          <w:szCs w:val="26"/>
-          <w:lang w:val="uz-Cyrl-UZ"/>
-        </w:rPr>
-        <w:t>Ijrochi</w:t>
-      </w:r>
-      <w:r>
-        <w:rPr>
-          <w:rFonts w:ascii="Times New Roman" w:hAnsi="Times New Roman"/>
-          <w:b/>
-          <w:noProof/>
-          <w:sz w:val="26"/>
-          <w:szCs w:val="26"/>
-          <w:lang w:val="uz-Cyrl-UZ"/>
-        </w:rPr>
-        <w:t>”</w:t>
-      </w:r>
-      <w:r>
-        <w:rPr>
-          <w:rFonts w:ascii="Times New Roman" w:hAnsi="Times New Roman"/>
-          <w:noProof/>
-          <w:sz w:val="26"/>
-          <w:szCs w:val="26"/>
-          <w:lang w:val="uz-Cyrl-UZ"/>
-        </w:rPr>
-        <w:t xml:space="preserve">ning o‘zaro </w:t>
-      </w:r>
-      <w:r>
-        <w:rPr>
-          <w:rFonts w:ascii="Times New Roman" w:eastAsia="Calibri" w:hAnsi="Times New Roman" w:cs="Times New Roman"/>
-          <w:noProof/>
-          <w:sz w:val="26"/>
-          <w:szCs w:val="26"/>
-          <w:lang w:val="uz-Cyrl-UZ"/>
-        </w:rPr>
-        <w:t>h</w:t>
-      </w:r>
-      <w:r>
-        <w:rPr>
-          <w:rFonts w:ascii="Times New Roman" w:eastAsia="Calibri" w:hAnsi="Times New Roman" w:cs="Times New Roman"/>
-          <w:noProof/>
-          <w:sz w:val="26"/>
-          <w:szCs w:val="26"/>
-          <w:lang w:val="uz-Cyrl-UZ"/>
-        </w:rPr>
-        <w:t xml:space="preserve">isob–kitob ishlarini bajarishi </w:t>
-      </w:r>
-      <w:r>
-        <w:rPr>
-          <w:rFonts w:ascii="Times New Roman" w:eastAsia="Calibri" w:hAnsi="Times New Roman" w:cs="Times New Roman"/>
-          <w:noProof/>
-          <w:sz w:val="26"/>
-          <w:szCs w:val="26"/>
-          <w:lang w:val="uz-Cyrl-UZ"/>
-        </w:rPr>
-        <w:t>va shu bilan birga to‘lovni amal</w:t>
-      </w:r>
-      <w:r>
-        <w:rPr>
-          <w:rFonts w:ascii="Times New Roman" w:eastAsia="Calibri" w:hAnsi="Times New Roman" w:cs="Times New Roman"/>
-          <w:noProof/>
-          <w:sz w:val="26"/>
-          <w:szCs w:val="26"/>
-          <w:lang w:val="uz-Cyrl-UZ"/>
-        </w:rPr>
-        <w:t xml:space="preserve">ga oshirishi uchun asos bo‘lib </w:t>
-      </w:r>
-      <w:r>
-        <w:rPr>
-          <w:rFonts w:ascii="Times New Roman" w:eastAsia="Calibri" w:hAnsi="Times New Roman" w:cs="Times New Roman"/>
-          <w:noProof/>
-          <w:sz w:val="26"/>
-          <w:szCs w:val="26"/>
-          <w:lang w:val="uz-Cyrl-UZ"/>
-        </w:rPr>
-        <w:t xml:space="preserve">hisoblanadi. </w:t>
-      </w:r>
-    </w:p>
-    <w:p>
-      <w:pPr>
-        <w:pStyle w:val="a4"/>
-        <w:rPr>
-          <w:rFonts w:ascii="Times New Roman" w:eastAsia="Times New Roman" w:hAnsi="Times New Roman" w:cs="Times New Roman"/>
-          <w:noProof/>
-          <w:sz w:val="26"/>
-          <w:szCs w:val="26"/>
-          <w:lang w:val="uz-Cyrl-UZ"/>
-        </w:rPr>
-      </w:pPr>
-    </w:p>
-    <w:p>
-      <w:pPr>
-        <w:pStyle w:val="a4"/>
-        <w:rPr>
-          <w:rFonts w:ascii="Times New Roman" w:hAnsi="Times New Roman" w:cs="Times New Roman"/>
-          <w:noProof/>
-          <w:sz w:val="28"/>
-          <w:szCs w:val="28"/>
-          <w:lang w:val="uz-Cyrl-UZ"/>
-        </w:rPr>
-      </w:pPr>
-    </w:p>
-    <w:p>
-      <w:pPr>
-        <w:pStyle w:val="a4"/>
-        <w:rPr>
-          <w:rFonts w:ascii="Times New Roman" w:hAnsi="Times New Roman" w:cs="Times New Roman"/>
-          <w:noProof/>
-          <w:sz w:val="28"/>
-          <w:szCs w:val="28"/>
-          <w:lang w:val="uz-Cyrl-UZ"/>
-        </w:rPr>
-      </w:pPr>
-    </w:p>
-    <w:tbl>
-      <w:tblPr>
-        <w:tblStyle w:val="a5"/>
-        <w:tblW w:w="0" w:type="auto"/>
-        <w:tblBorders>
-          <w:top w:val="none" w:sz="0" w:space="0" w:color="auto"/>
-          <w:left w:val="none" w:sz="0" w:space="0" w:color="auto"/>
-          <w:bottom w:val="none" w:sz="0" w:space="0" w:color="auto"/>
-          <w:right w:val="none" w:sz="0" w:space="0" w:color="auto"/>
-          <w:insideH w:val="none" w:sz="0" w:space="0" w:color="auto"/>
-          <w:insideV w:val="none" w:sz="0" w:space="0" w:color="auto"/>
-        </w:tblBorders>
-        <w:tblLook w:val="04A0" w:firstRow="1" w:lastRow="0" w:firstColumn="1" w:lastColumn="0" w:noHBand="0" w:noVBand="1"/>
-      </w:tblPr>
-      <w:tblGrid>
-        <w:gridCol w:w="4785"/>
-        <w:gridCol w:w="4785"/>
-      </w:tblGrid>
-      <w:tr>
-        <w:tc>
-          <w:tcPr>
-            <w:tcW w:w="4785" w:type="dxa"/>
-            <w:hideMark/>
-          </w:tcPr>
-          <w:p>
-            <w:pPr>
-              <w:pStyle w:val="a4"/>
-              <w:jc w:val="center"/>
-              <w:rPr>
-                <w:rFonts w:ascii="Times New Roman" w:eastAsia="Times New Roman" w:hAnsi="Times New Roman" w:cs="Times New Roman"/>
-                <w:b/>
-                <w:noProof/>
-                <w:sz w:val="26"/>
-                <w:szCs w:val="26"/>
-                <w:lang w:val="uz-Cyrl-UZ"/>
-              </w:rPr>
-            </w:pPr>
-            <w:r>
-              <w:rPr>
-                <w:rFonts w:ascii="Times New Roman" w:hAnsi="Times New Roman" w:cs="Times New Roman"/>
-                <w:b/>
-                <w:noProof/>
-                <w:sz w:val="26"/>
-                <w:szCs w:val="26"/>
-                <w:lang w:val="uz-Cyrl-UZ"/>
-              </w:rPr>
-              <w:t>Ijrochi</w:t>
-            </w:r>
-          </w:p>
-        </w:tc>
-        <w:tc>
-          <w:tcPr>
-            <w:tcW w:w="4785" w:type="dxa"/>
-            <w:hideMark/>
-          </w:tcPr>
-          <w:p>
-            <w:pPr>
-              <w:jc w:val="center"/>
-              <w:rPr>
-                <w:rFonts w:ascii="Times New Roman" w:eastAsia="Calibri" w:hAnsi="Times New Roman" w:cs="Times New Roman"/>
-                <w:b/>
-                <w:noProof/>
-                <w:spacing w:val="20"/>
-                <w:sz w:val="26"/>
-                <w:szCs w:val="26"/>
-                <w:lang w:val="uz-Cyrl-UZ"/>
-              </w:rPr>
-            </w:pPr>
-            <w:r>
-              <w:rPr>
-                <w:rFonts w:ascii="Times New Roman" w:eastAsia="Calibri" w:hAnsi="Times New Roman" w:cs="Times New Roman"/>
-                <w:b/>
-                <w:noProof/>
-                <w:spacing w:val="20"/>
-                <w:sz w:val="26"/>
-                <w:szCs w:val="26"/>
-                <w:lang w:val="uz-Cyrl-UZ"/>
-              </w:rPr>
-              <w:t>Buyurtmachi</w:t>
-            </w:r>
-          </w:p>
-        </w:tc>
-      </w:tr>
-      <w:tr>
-        <w:tc>
-          <w:tcPr>
-            <w:tcW w:w="4785" w:type="dxa"/>
-            <w:hideMark/>
-          </w:tcPr>
-          <w:p>
-            <w:pPr>
-              <w:pStyle w:val="a4"/>
-              <w:jc w:val="center"/>
-              <w:rPr>
-                <w:rFonts w:ascii="Times New Roman" w:eastAsia="Times New Roman" w:hAnsi="Times New Roman" w:cs="Times New Roman"/>
-                <w:b/>
-                <w:noProof/>
-                <w:sz w:val="20"/>
-                <w:szCs w:val="20"/>
-                <w:lang w:val="en-US"/>
-              </w:rPr>
-            </w:pPr>
-            <w:r>
-              <w:rPr>
-                <w:rFonts w:ascii="Times New Roman" w:hAnsi="Times New Roman"/>
-                <w:b/>
-                <w:noProof/>
-                <w:sz w:val="20"/>
-                <w:szCs w:val="20"/>
-                <w:lang w:val="uz-Cyrl-UZ"/>
-              </w:rPr>
-              <w:t xml:space="preserve">“QURILISHDA TEXNIK ME’YORLASH VA STANDARTLASHTIRISH ILMIY TADQIQOT </w:t>
-            </w:r>
-            <w:r>
-              <w:rPr>
-                <w:rFonts w:ascii="Times New Roman" w:hAnsi="Times New Roman"/>
-                <w:b/>
-                <w:noProof/>
-                <w:sz w:val="20"/>
-                <w:szCs w:val="20"/>
-                <w:lang w:val="en-US"/>
-              </w:rPr>
-              <w:t>INSTITUTI</w:t>
-            </w:r>
-            <w:r>
-              <w:rPr>
-                <w:rFonts w:ascii="Times New Roman" w:hAnsi="Times New Roman"/>
-                <w:b/>
-                <w:noProof/>
-                <w:sz w:val="20"/>
-                <w:szCs w:val="20"/>
-                <w:lang w:val="uz-Cyrl-UZ"/>
-              </w:rPr>
-              <w:t>” DM</w:t>
-            </w:r>
-          </w:p>
-        </w:tc>
-        <w:tc>
-          <w:tcPr>
-            <w:tcW w:w="4785" w:type="dxa"/>
-            <w:vMerge w:val="restart"/>
-            <w:hideMark/>
-          </w:tcPr>
-          <w:p>
-            <w:pPr>
-              <w:jc w:val="center"/>
-              <w:rPr>
-                <w:rFonts w:ascii="Times New Roman" w:eastAsia="Calibri" w:hAnsi="Times New Roman" w:cs="Times New Roman"/>
-                <w:b/>
-                <w:noProof/>
-                <w:spacing w:val="20"/>
-                <w:sz w:val="26"/>
-                <w:szCs w:val="26"/>
-                <w:lang w:val="en-US"/>
-              </w:rPr>
-            </w:pPr>
-            <w:r>
-              <w:rPr>
-                <w:rFonts w:ascii="Times New Roman" w:hAnsi="Times New Roman" w:cs="Times New Roman"/>
-                <w:b/>
-                <w:noProof/>
-                <w:sz w:val="26"/>
-                <w:szCs w:val="26"/>
-                <w:lang w:val="uz-Cyrl-UZ"/>
-              </w:rPr>
-              <w:t>O‘</w:t>
-            </w:r>
-            <w:r>
-              <w:rPr>
-                <w:rFonts w:ascii="Times New Roman" w:hAnsi="Times New Roman" w:cs="Times New Roman"/>
-                <w:b/>
-                <w:noProof/>
-                <w:sz w:val="26"/>
-                <w:szCs w:val="26"/>
-                <w:lang w:val="en-US"/>
-              </w:rPr>
-              <w:t>zbekist</w:t>
-            </w:r>
-            <w:r>
-              <w:rPr>
-                <w:rFonts w:ascii="Times New Roman" w:hAnsi="Times New Roman" w:cs="Times New Roman"/>
-                <w:b/>
-                <w:noProof/>
-                <w:sz w:val="26"/>
-                <w:szCs w:val="26"/>
-                <w:lang w:val="uz-Cyrl-UZ"/>
-              </w:rPr>
-              <w:t>o</w:t>
-            </w:r>
-            <w:r>
-              <w:rPr>
-                <w:rFonts w:ascii="Times New Roman" w:hAnsi="Times New Roman" w:cs="Times New Roman"/>
-                <w:b/>
-                <w:noProof/>
-                <w:sz w:val="26"/>
-                <w:szCs w:val="26"/>
-                <w:lang w:val="en-US"/>
-              </w:rPr>
-              <w:t xml:space="preserve">n Respublikasi </w:t>
-            </w:r>
-          </w:p>
-          <w:p>
-            <w:pPr>
-              <w:jc w:val="center"/>
-              <w:rPr>
-                <w:rFonts w:ascii="Times New Roman" w:hAnsi="Times New Roman"/>
-                <w:b/>
-                <w:bCs/>
-                <w:noProof/>
-                <w:sz w:val="26"/>
-                <w:szCs w:val="26"/>
-                <w:lang w:val="uz-Cyrl-UZ"/>
-              </w:rPr>
-            </w:pPr>
-            <w:r>
-              <w:rPr>
-                <w:rFonts w:ascii="Times New Roman" w:eastAsia="Calibri" w:hAnsi="Times New Roman" w:cs="Times New Roman"/>
-                <w:b/>
-                <w:noProof/>
-                <w:spacing w:val="20"/>
-                <w:sz w:val="26"/>
-                <w:szCs w:val="26"/>
-                <w:lang w:val="uz-Cyrl-UZ"/>
-              </w:rPr>
-              <w:t xml:space="preserve">Qurilish </w:t>
-            </w:r>
-            <w:r>
-              <w:rPr>
-                <w:rFonts w:ascii="Times New Roman" w:hAnsi="Times New Roman"/>
-                <w:b/>
-                <w:bCs/>
-                <w:noProof/>
-                <w:sz w:val="26"/>
-                <w:szCs w:val="26"/>
-                <w:lang w:val="uz-Cyrl-UZ"/>
-              </w:rPr>
-              <w:t xml:space="preserve">va uy-joy kommunal </w:t>
-            </w:r>
-          </w:p>
-          <w:p>
-            <w:pPr>
-              <w:jc w:val="center"/>
-              <w:rPr>
-                <w:rFonts w:ascii="Times New Roman" w:eastAsia="Calibri" w:hAnsi="Times New Roman" w:cs="Times New Roman"/>
-                <w:b/>
-                <w:noProof/>
-                <w:spacing w:val="20"/>
-                <w:sz w:val="26"/>
-                <w:szCs w:val="26"/>
-                <w:lang w:val="uz-Cyrl-UZ"/>
-              </w:rPr>
-            </w:pPr>
-            <w:r>
-              <w:rPr>
-                <w:rFonts w:ascii="Times New Roman" w:hAnsi="Times New Roman"/>
-                <w:b/>
-                <w:bCs/>
-                <w:noProof/>
-                <w:sz w:val="26"/>
-                <w:szCs w:val="26"/>
-                <w:lang w:val="uz-Cyrl-UZ"/>
-              </w:rPr>
-              <w:t>xo‘jaligi</w:t>
-            </w:r>
-            <w:r>
-              <w:rPr>
-                <w:rFonts w:ascii="Times New Roman" w:hAnsi="Times New Roman"/>
-                <w:noProof/>
-                <w:sz w:val="26"/>
-                <w:szCs w:val="26"/>
-                <w:lang w:val="uz-Cyrl-UZ"/>
-              </w:rPr>
-              <w:t xml:space="preserve"> </w:t>
-            </w:r>
-            <w:r>
-              <w:rPr>
-                <w:rFonts w:ascii="Times New Roman" w:eastAsia="Calibri" w:hAnsi="Times New Roman" w:cs="Times New Roman"/>
-                <w:b/>
-                <w:noProof/>
-                <w:spacing w:val="20"/>
-                <w:sz w:val="26"/>
-                <w:szCs w:val="26"/>
-                <w:lang w:val="uz-Cyrl-UZ"/>
-              </w:rPr>
-              <w:t>vazirining</w:t>
-            </w:r>
-          </w:p>
-          <w:p>
-            <w:pPr>
-              <w:jc w:val="center"/>
-              <w:rPr>
-                <w:rFonts w:ascii="Times New Roman" w:eastAsia="Calibri" w:hAnsi="Times New Roman" w:cs="Times New Roman"/>
-                <w:b/>
-                <w:noProof/>
-                <w:spacing w:val="20"/>
-                <w:sz w:val="26"/>
-                <w:szCs w:val="26"/>
-                <w:lang w:val="uz-Cyrl-UZ"/>
-              </w:rPr>
-            </w:pPr>
-            <w:r>
-              <w:rPr>
-                <w:rFonts w:ascii="Times New Roman" w:hAnsi="Times New Roman" w:cs="Times New Roman"/>
-                <w:b/>
-                <w:noProof/>
-                <w:sz w:val="26"/>
-                <w:szCs w:val="26"/>
-                <w:lang w:val="uz-Cyrl-UZ"/>
-              </w:rPr>
-              <w:t>o‘rinbosari</w:t>
-            </w:r>
-          </w:p>
-        </w:tc>
-      </w:tr>
-      <w:tr>
-        <w:tc>
-          <w:tcPr>
-            <w:tcW w:w="4785" w:type="dxa"/>
-            <w:hideMark/>
-          </w:tcPr>
-          <w:p>
-            <w:pPr>
-              <w:pStyle w:val="a4"/>
-              <w:jc w:val="center"/>
-              <w:rPr>
-                <w:rFonts w:ascii="Times New Roman" w:eastAsia="Times New Roman" w:hAnsi="Times New Roman" w:cs="Times New Roman"/>
-                <w:b/>
-                <w:noProof/>
-                <w:sz w:val="26"/>
-                <w:szCs w:val="26"/>
-                <w:lang w:val="uz-Cyrl-UZ"/>
-              </w:rPr>
-            </w:pPr>
-            <w:r>
-              <w:rPr>
-                <w:rFonts w:ascii="Times New Roman" w:hAnsi="Times New Roman" w:cs="Times New Roman"/>
-                <w:b/>
-                <w:noProof/>
-                <w:sz w:val="26"/>
-                <w:szCs w:val="26"/>
-                <w:lang w:val="uz-Cyrl-UZ"/>
-              </w:rPr>
-              <w:t>Direktori</w:t>
-            </w:r>
-          </w:p>
-        </w:tc>
-        <w:tc>
-          <w:tcPr>
-            <w:tcW w:w="0" w:type="auto"/>
-            <w:vMerge/>
-            <w:vAlign w:val="center"/>
-            <w:hideMark/>
-          </w:tcPr>
-          <w:p>
-            <w:pPr>
-              <w:rPr>
-                <w:rFonts w:ascii="Times New Roman" w:eastAsia="Calibri" w:hAnsi="Times New Roman" w:cs="Times New Roman"/>
-                <w:b/>
-                <w:noProof/>
-                <w:spacing w:val="20"/>
-                <w:sz w:val="26"/>
-                <w:szCs w:val="26"/>
-                <w:lang w:val="uz-Cyrl-UZ"/>
-              </w:rPr>
-            </w:pPr>
-          </w:p>
-        </w:tc>
-      </w:tr>
-      <w:tr>
-        <w:tc>
-          <w:tcPr>
-            <w:tcW w:w="4785" w:type="dxa"/>
-          </w:tcPr>
-          <w:p>
-            <w:pPr>
-              <w:pStyle w:val="a4"/>
-              <w:rPr>
-                <w:rFonts w:ascii="Times New Roman" w:eastAsia="Times New Roman" w:hAnsi="Times New Roman" w:cs="Times New Roman"/>
-                <w:b/>
-                <w:noProof/>
-                <w:sz w:val="26"/>
-                <w:szCs w:val="26"/>
-                <w:lang w:val="uz-Cyrl-UZ"/>
-              </w:rPr>
-            </w:pPr>
-          </w:p>
-          <w:p>
-            <w:pPr>
-              <w:pStyle w:val="a4"/>
-              <w:rPr>
-                <w:rFonts w:ascii="Times New Roman" w:eastAsia="Times New Roman" w:hAnsi="Times New Roman" w:cs="Times New Roman"/>
-                <w:b/>
-                <w:noProof/>
-                <w:sz w:val="26"/>
-                <w:szCs w:val="26"/>
-              </w:rPr>
-            </w:pPr>
-            <w:r>
-              <w:rPr>
-                <w:rFonts w:ascii="Times New Roman" w:hAnsi="Times New Roman" w:cs="Times New Roman"/>
-                <w:b/>
-                <w:noProof/>
-                <w:sz w:val="26"/>
-                <w:szCs w:val="26"/>
-              </w:rPr>
-              <w:t xml:space="preserve">  ________________</w:t>
-            </w:r>
-            <w:r>
-              <w:rPr>
-                <w:rFonts w:ascii="Times New Roman" w:hAnsi="Times New Roman"/>
-                <w:b/>
-                <w:noProof/>
-                <w:sz w:val="26"/>
-                <w:szCs w:val="26"/>
-                <w:lang w:val="en-US"/>
-              </w:rPr>
-              <w:t>{{institute_director}}</w:t>
-            </w:r>
-          </w:p>
-        </w:tc>
-        <w:tc>
-          <w:tcPr>
-            <w:tcW w:w="4785" w:type="dxa"/>
-          </w:tcPr>
-          <w:p>
-            <w:pPr>
-              <w:jc w:val="center"/>
-              <w:rPr>
-                <w:rFonts w:ascii="Times New Roman" w:eastAsia="Calibri" w:hAnsi="Times New Roman" w:cs="Times New Roman"/>
-                <w:b/>
-                <w:noProof/>
-                <w:spacing w:val="20"/>
-                <w:sz w:val="26"/>
-                <w:szCs w:val="26"/>
-              </w:rPr>
-            </w:pPr>
-          </w:p>
-          <w:p>
-            <w:pPr>
-              <w:ind w:firstLine="720"/>
-              <w:jc w:val="both"/>
-              <w:rPr>
-                <w:rFonts w:ascii="Times New Roman" w:eastAsia="Calibri" w:hAnsi="Times New Roman" w:cs="Times New Roman"/>
-                <w:b/>
-                <w:noProof/>
-                <w:spacing w:val="20"/>
-                <w:sz w:val="26"/>
-                <w:szCs w:val="26"/>
-                <w:lang w:val="uz-Cyrl-UZ"/>
-              </w:rPr>
-            </w:pPr>
-            <w:r>
-              <w:rPr>
-                <w:rFonts w:ascii="Times New Roman" w:hAnsi="Times New Roman" w:cs="Times New Roman"/>
-                <w:b/>
-                <w:noProof/>
-                <w:sz w:val="26"/>
-                <w:szCs w:val="26"/>
-                <w:lang w:val="uz-Cyrl-UZ"/>
-              </w:rPr>
-              <w:t xml:space="preserve"> ___________</w:t>
-            </w:r>
-            <w:r>
-              <w:rPr>
-                <w:rFonts w:ascii="Times New Roman" w:hAnsi="Times New Roman"/>
-                <w:b/>
-                <w:noProof/>
-                <w:sz w:val="24"/>
-                <w:szCs w:val="24"/>
-                <w:lang w:val="uz-Cyrl-UZ"/>
-              </w:rPr>
-              <w:t xml:space="preserve">  </w:t>
-            </w:r>
-            <w:r>
-              <w:rPr>
-                <w:rFonts w:ascii="Times New Roman" w:hAnsi="Times New Roman"/>
-                <w:b/>
-                <w:noProof/>
-                <w:sz w:val="26"/>
-                <w:szCs w:val="26"/>
-                <w:lang w:val="en-US"/>
-              </w:rPr>
-              <w:t>{{deputy_minister}}</w:t>
-            </w:r>
-          </w:p>
-        </w:tc>
-      </w:tr>
-      <w:tr>
-        <w:tc>
-          <w:tcPr>
-            <w:tcW w:w="4785" w:type="dxa"/>
-          </w:tcPr>
-          <w:p>
-            <w:pPr>
-              <w:pStyle w:val="a4"/>
-              <w:rPr>
-                <w:rFonts w:ascii="Times New Roman" w:hAnsi="Times New Roman" w:cs="Times New Roman"/>
-                <w:b/>
-                <w:noProof/>
-                <w:sz w:val="26"/>
-                <w:szCs w:val="26"/>
-                <w:lang w:val="uz-Cyrl-UZ"/>
-              </w:rPr>
-            </w:pPr>
-          </w:p>
-        </w:tc>
-        <w:tc>
-          <w:tcPr>
-            <w:tcW w:w="4785" w:type="dxa"/>
-            <w:hideMark/>
-          </w:tcPr>
-          <w:p>
-            <w:pPr>
-              <w:rPr>
-                <w:rFonts w:ascii="Times New Roman" w:hAnsi="Times New Roman" w:cs="Times New Roman"/>
-                <w:b/>
-                <w:noProof/>
-                <w:sz w:val="26"/>
-                <w:szCs w:val="26"/>
-                <w:lang w:val="uz-Cyrl-UZ"/>
-              </w:rPr>
-            </w:pPr>
-          </w:p>
-        </w:tc>
-      </w:tr>
-      <w:tr>
-        <w:tc>
-          <w:tcPr>
-            <w:tcW w:w="4785" w:type="dxa"/>
-          </w:tcPr>
-          <w:p>
-            <w:pPr>
-              <w:pStyle w:val="a4"/>
-              <w:jc w:val="center"/>
-              <w:rPr>
-                <w:rFonts w:ascii="Times New Roman" w:hAnsi="Times New Roman" w:cs="Times New Roman"/>
-                <w:noProof/>
-                <w:sz w:val="26"/>
-                <w:szCs w:val="26"/>
-                <w:lang w:val="uz-Cyrl-UZ"/>
-              </w:rPr>
-            </w:pPr>
-          </w:p>
-          <w:p>
-            <w:pPr>
-              <w:pStyle w:val="a4"/>
-              <w:jc w:val="center"/>
-              <w:rPr>
-                <w:rFonts w:ascii="Times New Roman" w:eastAsia="Times New Roman" w:hAnsi="Times New Roman" w:cs="Times New Roman"/>
-                <w:b/>
-                <w:noProof/>
-                <w:sz w:val="26"/>
-                <w:szCs w:val="26"/>
-              </w:rPr>
-            </w:pPr>
-            <w:r>
-              <w:rPr>
-                <w:rFonts w:ascii="Times New Roman" w:hAnsi="Times New Roman" w:cs="Times New Roman"/>
-                <w:noProof/>
-                <w:sz w:val="26"/>
-                <w:szCs w:val="26"/>
-              </w:rPr>
-              <w:t>M.</w:t>
-            </w:r>
-            <w:r>
-              <w:rPr>
-                <w:rFonts w:ascii="Times New Roman" w:hAnsi="Times New Roman" w:cs="Times New Roman"/>
-                <w:noProof/>
-                <w:sz w:val="26"/>
-                <w:szCs w:val="26"/>
-                <w:lang w:val="uz-Cyrl-UZ"/>
-              </w:rPr>
-              <w:t>O‘</w:t>
-            </w:r>
-          </w:p>
-        </w:tc>
-        <w:tc>
-          <w:tcPr>
-            <w:tcW w:w="4785" w:type="dxa"/>
-          </w:tcPr>
-          <w:p>
-            <w:pPr>
-              <w:ind w:firstLine="720"/>
-              <w:jc w:val="center"/>
-              <w:rPr>
-                <w:rFonts w:ascii="Times New Roman" w:hAnsi="Times New Roman" w:cs="Times New Roman"/>
-                <w:noProof/>
-                <w:sz w:val="26"/>
-                <w:szCs w:val="26"/>
-                <w:lang w:val="uz-Cyrl-UZ"/>
-              </w:rPr>
-            </w:pPr>
-          </w:p>
-          <w:p>
-            <w:pPr>
-              <w:ind w:firstLine="720"/>
-              <w:jc w:val="center"/>
-              <w:rPr>
-                <w:rFonts w:ascii="Times New Roman" w:eastAsia="Calibri" w:hAnsi="Times New Roman" w:cs="Times New Roman"/>
-                <w:noProof/>
-                <w:spacing w:val="20"/>
-                <w:sz w:val="26"/>
-                <w:szCs w:val="26"/>
-                <w:lang w:val="uz-Cyrl-UZ"/>
-              </w:rPr>
-            </w:pPr>
-            <w:r>
-              <w:rPr>
-                <w:rFonts w:ascii="Times New Roman" w:hAnsi="Times New Roman" w:cs="Times New Roman"/>
-                <w:noProof/>
-                <w:sz w:val="26"/>
-                <w:szCs w:val="26"/>
-              </w:rPr>
-              <w:t>M.</w:t>
-            </w:r>
-            <w:r>
-              <w:rPr>
-                <w:rFonts w:ascii="Times New Roman" w:hAnsi="Times New Roman" w:cs="Times New Roman"/>
-                <w:noProof/>
-                <w:sz w:val="26"/>
-                <w:szCs w:val="26"/>
-                <w:lang w:val="uz-Cyrl-UZ"/>
-              </w:rPr>
-              <w:t>O‘</w:t>
-            </w:r>
-          </w:p>
-        </w:tc>
-      </w:tr>
-    </w:tbl>
     <w:p>
       <w:pPr>
         <w:spacing w:line="276" w:lineRule="auto"/>

--- a/backend/contract_templates/shartnoma.docx
+++ b/backend/contract_templates/shartnoma.docx
@@ -4680,23 +4680,130 @@
               <w:ind w:right="315"/>
               <w:jc w:val="center"/>
               <w:rPr>
-                <w:rFonts w:ascii="Times New Roman" w:hAnsi="Times New Roman" w:cs="Times New Roman"/>
-                <w:noProof/>
-                <w:sz w:val="24"/>
-                <w:szCs w:val="24"/>
-                <w:lang w:val="uz-Cyrl-UZ"/>
+                <w:rFonts w:ascii="Times New Roman" w:hAnsi="Times New Roman"/>
+                <w:b/>
+                <w:noProof/>
+                <w:sz w:val="24"/>
+                <w:szCs w:val="24"/>
+                <w:lang w:val="en-US"/>
               </w:rPr>
             </w:pPr>
-            <w:r>
-              <w:rPr>
-                <w:rFonts w:ascii="Times New Roman" w:hAnsi="Times New Roman" w:cs="Times New Roman"/>
-                <w:noProof/>
-                <w:sz w:val="24"/>
-                <w:szCs w:val="24"/>
-                <w:lang w:val="uz-Cyrl-UZ"/>
-              </w:rPr>
-              <w:t xml:space="preserve">____________ </w:t>
-            </w:r>
+          </w:p>
+          <w:p>
+            <w:pPr>
+              <w:pStyle w:val="a4"/>
+              <w:ind w:right="315"/>
+              <w:rPr>
+                <w:rFonts w:ascii="Times New Roman" w:hAnsi="Times New Roman"/>
+                <w:b/>
+                <w:noProof/>
+                <w:sz w:val="24"/>
+                <w:szCs w:val="24"/>
+                <w:lang w:val="en-US"/>
+              </w:rPr>
+            </w:pPr>
+            <w:r>
+              <w:rPr>
+                <w:noProof/>
+              </w:rPr>
+              <w:drawing>
+                <wp:anchor distT="0" distB="0" distL="114300" distR="114300" simplePos="0" relativeHeight="251658240" behindDoc="0" locked="0" layoutInCell="1" allowOverlap="1" wp14:anchorId="20F6F16F" wp14:editId="3FCC1961">
+                  <wp:simplePos x="0" y="0"/>
+                  <wp:positionH relativeFrom="column">
+                    <wp:posOffset>20955</wp:posOffset>
+                  </wp:positionH>
+                  <wp:positionV relativeFrom="paragraph">
+                    <wp:posOffset>128270</wp:posOffset>
+                  </wp:positionV>
+                  <wp:extent cx="1143000" cy="1120734"/>
+                  <wp:effectExtent l="0" t="0" r="0" b="3810"/>
+                  <wp:wrapSquare wrapText="bothSides"/>
+                  <wp:docPr id="1916404552" name="Рисунок 1"/>
+                  <wp:cNvGraphicFramePr>
+                    <a:graphicFrameLocks xmlns:a="http://schemas.openxmlformats.org/drawingml/2006/main" noChangeAspect="1"/>
+                  </wp:cNvGraphicFramePr>
+                  <a:graphic xmlns:a="http://schemas.openxmlformats.org/drawingml/2006/main">
+                    <a:graphicData uri="http://schemas.openxmlformats.org/drawingml/2006/picture">
+                      <pic:pic xmlns:pic="http://schemas.openxmlformats.org/drawingml/2006/picture">
+                        <pic:nvPicPr>
+                          <pic:cNvPr id="0" name="Picture 1"/>
+                          <pic:cNvPicPr>
+                            <a:picLocks noChangeAspect="1" noChangeArrowheads="1"/>
+                          </pic:cNvPicPr>
+                        </pic:nvPicPr>
+                        <pic:blipFill>
+                          <a:blip r:embed="rId4">
+                            <a:extLst>
+                              <a:ext uri="{28A0092B-C50C-407E-A947-70E740481C1C}">
+                                <a14:useLocalDpi xmlns:a14="http://schemas.microsoft.com/office/drawing/2010/main" val="0"/>
+                              </a:ext>
+                            </a:extLst>
+                          </a:blip>
+                          <a:srcRect/>
+                          <a:stretch>
+                            <a:fillRect/>
+                          </a:stretch>
+                        </pic:blipFill>
+                        <pic:spPr bwMode="auto">
+                          <a:xfrm>
+                            <a:off x="0" y="0"/>
+                            <a:ext cx="1143000" cy="1120734"/>
+                          </a:xfrm>
+                          <a:prstGeom prst="rect">
+                            <a:avLst/>
+                          </a:prstGeom>
+                          <a:noFill/>
+                          <a:ln>
+                            <a:noFill/>
+                          </a:ln>
+                        </pic:spPr>
+                      </pic:pic>
+                    </a:graphicData>
+                  </a:graphic>
+                </wp:anchor>
+              </w:drawing>
+            </w:r>
+          </w:p>
+          <w:p>
+            <w:pPr>
+              <w:pStyle w:val="a4"/>
+              <w:ind w:right="315"/>
+              <w:rPr>
+                <w:rFonts w:ascii="Times New Roman" w:hAnsi="Times New Roman"/>
+                <w:b/>
+                <w:noProof/>
+                <w:sz w:val="24"/>
+                <w:szCs w:val="24"/>
+                <w:lang w:val="en-US"/>
+              </w:rPr>
+            </w:pPr>
+          </w:p>
+          <w:p>
+            <w:pPr>
+              <w:pStyle w:val="a4"/>
+              <w:ind w:right="315"/>
+              <w:rPr>
+                <w:rFonts w:ascii="Times New Roman" w:hAnsi="Times New Roman"/>
+                <w:b/>
+                <w:noProof/>
+                <w:sz w:val="24"/>
+                <w:szCs w:val="24"/>
+                <w:lang w:val="en-US"/>
+              </w:rPr>
+            </w:pPr>
+          </w:p>
+          <w:p>
+            <w:pPr>
+              <w:pStyle w:val="a4"/>
+              <w:ind w:right="315"/>
+              <w:rPr>
+                <w:rFonts w:ascii="Times New Roman" w:hAnsi="Times New Roman" w:cs="Times New Roman"/>
+                <w:noProof/>
+                <w:sz w:val="24"/>
+                <w:szCs w:val="24"/>
+                <w:lang w:val="uz-Cyrl-UZ"/>
+              </w:rPr>
+            </w:pPr>
             <w:r>
               <w:rPr>
                 <w:rFonts w:ascii="Times New Roman" w:hAnsi="Times New Roman"/>
@@ -4720,6 +4827,58 @@
               <w:pStyle w:val="a4"/>
               <w:jc w:val="center"/>
               <w:rPr>
+                <w:rFonts w:ascii="Times New Roman" w:hAnsi="Times New Roman" w:cs="Times New Roman"/>
+                <w:noProof/>
+                <w:sz w:val="24"/>
+                <w:szCs w:val="24"/>
+                <w:lang w:val="en-US"/>
+              </w:rPr>
+            </w:pPr>
+          </w:p>
+          <w:p>
+            <w:pPr>
+              <w:pStyle w:val="a4"/>
+              <w:jc w:val="center"/>
+              <w:rPr>
+                <w:rFonts w:ascii="Times New Roman" w:hAnsi="Times New Roman" w:cs="Times New Roman"/>
+                <w:noProof/>
+                <w:sz w:val="24"/>
+                <w:szCs w:val="24"/>
+                <w:lang w:val="en-US"/>
+              </w:rPr>
+            </w:pPr>
+          </w:p>
+          <w:p>
+            <w:pPr>
+              <w:pStyle w:val="a4"/>
+              <w:jc w:val="center"/>
+              <w:rPr>
+                <w:rFonts w:ascii="Times New Roman" w:hAnsi="Times New Roman" w:cs="Times New Roman"/>
+                <w:noProof/>
+                <w:sz w:val="24"/>
+                <w:szCs w:val="24"/>
+                <w:lang w:val="en-US"/>
+              </w:rPr>
+            </w:pPr>
+          </w:p>
+          <w:p>
+            <w:pPr>
+              <w:pStyle w:val="a4"/>
+              <w:jc w:val="center"/>
+              <w:rPr>
+                <w:rFonts w:ascii="Times New Roman" w:hAnsi="Times New Roman" w:cs="Times New Roman"/>
+                <w:noProof/>
+                <w:sz w:val="24"/>
+                <w:szCs w:val="24"/>
+                <w:lang w:val="en-US"/>
+              </w:rPr>
+            </w:pPr>
+          </w:p>
+          <w:p>
+            <w:pPr>
+              <w:pStyle w:val="a4"/>
+              <w:jc w:val="center"/>
+              <w:rPr>
                 <w:rFonts w:ascii="Times New Roman" w:eastAsia="Calibri" w:hAnsi="Times New Roman" w:cs="Times New Roman"/>
                 <w:noProof/>
                 <w:sz w:val="24"/>
@@ -4733,9 +4892,19 @@
                 <w:noProof/>
                 <w:sz w:val="24"/>
                 <w:szCs w:val="24"/>
-                <w:lang w:val="uz-Cyrl-UZ"/>
-              </w:rPr>
-              <w:t xml:space="preserve">___________ </w:t>
+                <w:lang w:val="en-US"/>
+              </w:rPr>
+              <w:t xml:space="preserve">                          </w:t>
+            </w:r>
+            <w:r>
+              <w:rPr>
+                <w:rFonts w:ascii="Times New Roman" w:hAnsi="Times New Roman" w:cs="Times New Roman"/>
+                <w:noProof/>
+                <w:sz w:val="24"/>
+                <w:szCs w:val="24"/>
+                <w:lang w:val="uz-Cyrl-UZ"/>
+              </w:rPr>
+              <w:t xml:space="preserve"> </w:t>
             </w:r>
             <w:r>
               <w:rPr>
@@ -4816,6 +4985,17 @@
                 <w:noProof/>
                 <w:sz w:val="24"/>
                 <w:szCs w:val="24"/>
+                <w:lang w:val="en-US"/>
+              </w:rPr>
+              <w:t xml:space="preserve">    </w:t>
+            </w:r>
+            <w:r>
+              <w:rPr>
+                <w:rFonts w:ascii="Times New Roman" w:hAnsi="Times New Roman" w:cs="Times New Roman"/>
+                <w:i/>
+                <w:noProof/>
+                <w:sz w:val="24"/>
+                <w:szCs w:val="24"/>
                 <w:lang w:val="uz-Cyrl-UZ"/>
               </w:rPr>
               <w:t>M.O‘.</w:t>
@@ -4838,6 +5018,17 @@
                 <w:lang w:val="uz-Cyrl-UZ"/>
               </w:rPr>
             </w:pPr>
+            <w:r>
+              <w:rPr>
+                <w:rFonts w:ascii="Times New Roman" w:hAnsi="Times New Roman" w:cs="Times New Roman"/>
+                <w:i/>
+                <w:noProof/>
+                <w:sz w:val="24"/>
+                <w:szCs w:val="24"/>
+                <w:lang w:val="en-US"/>
+              </w:rPr>
+              <w:t xml:space="preserve">                               </w:t>
+            </w:r>
             <w:r>
               <w:rPr>
                 <w:rFonts w:ascii="Times New Roman" w:hAnsi="Times New Roman" w:cs="Times New Roman"/>

--- a/backend/contract_templates/shartnoma.docx
+++ b/backend/contract_templates/shartnoma.docx
@@ -837,10 +837,33 @@
           <w:noProof/>
           <w:sz w:val="24"/>
           <w:szCs w:val="24"/>
-          <w:highlight w:val="yellow"/>
-          <w:lang w:val="uz-Cyrl-UZ"/>
-        </w:rPr>
-        <w:t>2024-yil 31-dekabrgacha</w:t>
+          <w:lang w:val="uz-Cyrl-UZ"/>
+        </w:rPr>
+        <w:t>202</w:t>
+      </w:r>
+      <w:r>
+        <w:rPr>
+          <w:rFonts w:ascii="Times New Roman" w:hAnsi="Times New Roman" w:cs="Times New Roman"/>
+          <w:b/>
+          <w:bCs/>
+          <w:noProof/>
+          <w:sz w:val="24"/>
+          <w:szCs w:val="24"/>
+          <w:lang w:val="uz-Cyrl-UZ"/>
+        </w:rPr>
+        <w:t>6</w:t>
+      </w:r>
+      <w:r>
+        <w:rPr>
+          <w:rFonts w:ascii="Times New Roman" w:hAnsi="Times New Roman" w:cs="Times New Roman"/>
+          <w:b/>
+          <w:bCs/>
+          <w:noProof/>
+          <w:sz w:val="24"/>
+          <w:szCs w:val="24"/>
+          <w:lang w:val="uz-Cyrl-UZ"/>
+        </w:rPr>
+        <w:t>-yil 31-dekabrgacha</w:t>
       </w:r>
       <w:r>
         <w:rPr>

--- a/backend/contract_templates/shartnoma.docx
+++ b/backend/contract_templates/shartnoma.docx
@@ -148,7 +148,6 @@
           <w:noProof/>
           <w:sz w:val="24"/>
           <w:szCs w:val="24"/>
-          <w:lang w:val="uz-Cyrl-UZ"/>
         </w:rPr>
       </w:pPr>
       <w:r>
@@ -191,17 +190,90 @@
     <w:p>
       <w:pPr>
         <w:spacing w:line="276" w:lineRule="auto"/>
-        <w:jc w:val="both"/>
-        <w:rPr>
-          <w:rFonts w:ascii="Times New Roman" w:hAnsi="Times New Roman" w:cs="Times New Roman"/>
-          <w:b/>
-          <w:bCs/>
-          <w:noProof/>
-          <w:sz w:val="24"/>
-          <w:szCs w:val="24"/>
-          <w:lang w:val="uz-Cyrl-UZ"/>
-        </w:rPr>
-      </w:pPr>
+        <w:ind w:firstLine="567"/>
+        <w:jc w:val="center"/>
+        <w:rPr>
+          <w:rFonts w:ascii="Times New Roman" w:hAnsi="Times New Roman" w:cs="Times New Roman"/>
+          <w:b/>
+          <w:bCs/>
+          <w:noProof/>
+          <w:sz w:val="24"/>
+          <w:szCs w:val="24"/>
+        </w:rPr>
+      </w:pPr>
+    </w:p>
+    <w:p>
+      <w:pPr>
+        <w:spacing w:line="276" w:lineRule="auto"/>
+        <w:rPr>
+          <w:rFonts w:ascii="Times New Roman" w:hAnsi="Times New Roman" w:cs="Times New Roman"/>
+          <w:b/>
+          <w:bCs/>
+          <w:noProof/>
+          <w:sz w:val="24"/>
+          <w:szCs w:val="24"/>
+          <w:lang w:val="uz-Cyrl-UZ"/>
+        </w:rPr>
+      </w:pPr>
+      <w:r>
+        <w:rPr>
+          <w:rFonts w:ascii="Times New Roman" w:hAnsi="Times New Roman" w:cs="Times New Roman"/>
+          <w:b/>
+          <w:bCs/>
+          <w:noProof/>
+          <w:sz w:val="24"/>
+          <w:szCs w:val="24"/>
+          <w:lang w:val="uz-Cyrl-UZ"/>
+        </w:rPr>
+        <w:t>“___” _______202</w:t>
+      </w:r>
+      <w:r>
+        <w:rPr>
+          <w:rFonts w:ascii="Times New Roman" w:hAnsi="Times New Roman" w:cs="Times New Roman"/>
+          <w:b/>
+          <w:bCs/>
+          <w:noProof/>
+          <w:sz w:val="24"/>
+          <w:szCs w:val="24"/>
+          <w:lang w:val="uz-Latn-UZ"/>
+        </w:rPr>
+        <w:t>6</w:t>
+      </w:r>
+      <w:r>
+        <w:rPr>
+          <w:rFonts w:ascii="Times New Roman" w:hAnsi="Times New Roman" w:cs="Times New Roman"/>
+          <w:b/>
+          <w:bCs/>
+          <w:noProof/>
+          <w:sz w:val="24"/>
+          <w:szCs w:val="24"/>
+          <w:lang w:val="uz-Cyrl-UZ"/>
+        </w:rPr>
+        <w:t>-yil</w:t>
+      </w:r>
+      <w:r>
+        <w:rPr>
+          <w:rFonts w:ascii="Times New Roman" w:hAnsi="Times New Roman" w:cs="Times New Roman"/>
+          <w:b/>
+          <w:bCs/>
+          <w:noProof/>
+          <w:sz w:val="24"/>
+          <w:szCs w:val="24"/>
+          <w:lang w:val="uz-Cyrl-UZ"/>
+        </w:rPr>
+        <w:t xml:space="preserve"> </w:t>
+      </w:r>
+      <w:r>
+        <w:rPr>
+          <w:rFonts w:ascii="Times New Roman" w:hAnsi="Times New Roman" w:cs="Times New Roman"/>
+          <w:b/>
+          <w:bCs/>
+          <w:noProof/>
+          <w:sz w:val="24"/>
+          <w:szCs w:val="24"/>
+        </w:rPr>
+        <w:t xml:space="preserve">                                                                                                   </w:t>
+      </w:r>
       <w:r>
         <w:rPr>
           <w:rFonts w:ascii="Times New Roman" w:hAnsi="Times New Roman" w:cs="Times New Roman"/>
@@ -321,42 +393,6 @@
           <w:lang w:val="uz-Cyrl-UZ"/>
         </w:rPr>
         <w:tab/>
-      </w:r>
-      <w:r>
-        <w:rPr>
-          <w:rFonts w:ascii="Times New Roman" w:hAnsi="Times New Roman" w:cs="Times New Roman"/>
-          <w:b/>
-          <w:bCs/>
-          <w:noProof/>
-          <w:sz w:val="24"/>
-          <w:szCs w:val="24"/>
-          <w:lang w:val="uz-Cyrl-UZ"/>
-        </w:rPr>
-        <w:t>“___” _______202</w:t>
-      </w:r>
-      <w:r>
-        <w:rPr>
-          <w:rFonts w:ascii="Times New Roman" w:hAnsi="Times New Roman" w:cs="Times New Roman"/>
-          <w:b/>
-          <w:bCs/>
-          <w:noProof/>
-          <w:sz w:val="24"/>
-          <w:szCs w:val="24"/>
-          <w:lang w:val="uz-Latn-UZ"/>
-        </w:rPr>
-        <w:t>6</w:t>
-      </w:r>
-      <w:r>
-        <w:rPr>
-          <w:rFonts w:ascii="Times New Roman" w:hAnsi="Times New Roman" w:cs="Times New Roman"/>
-          <w:b/>
-          <w:bCs/>
-          <w:noProof/>
-          <w:sz w:val="24"/>
-          <w:szCs w:val="24"/>
-          <w:lang w:val="uz-Cyrl-UZ"/>
-        </w:rPr>
-        <w:t>-yil</w:t>
       </w:r>
     </w:p>
     <w:p>
@@ -1539,6 +1575,7 @@
           <w:sz w:val="24"/>
           <w:szCs w:val="24"/>
         </w:rPr>
+        <w:lastRenderedPageBreak/>
         <w:tab/>
         <w:t xml:space="preserve">3.3. </w:t>
       </w:r>
@@ -1601,7 +1638,6 @@
           <w:sz w:val="24"/>
           <w:szCs w:val="24"/>
         </w:rPr>
-        <w:lastRenderedPageBreak/>
         <w:tab/>
         <w:t xml:space="preserve">3.4. Ishlarning alohida bosqichlari va shartnoma bo‘yicha belgilangan jami ishlar tugagandan so‘ng </w:t>
       </w:r>
@@ -2576,6 +2612,7 @@
           <w:szCs w:val="24"/>
           <w:lang w:val="uz-Cyrl-UZ" w:eastAsia="ru-RU"/>
         </w:rPr>
+        <w:lastRenderedPageBreak/>
         <w:t>6.1. Taraflar shartnoma tuzish, shartnomaning amal qilish muddatida va ushbu muddat tugaganidan so‘ng shartnoma bilan bog‘liq korrupsiyaviy harakatlarni sodir qilmaslikka kelishib oladi.</w:t>
       </w:r>
     </w:p>
@@ -2600,7 +2637,6 @@
           <w:szCs w:val="24"/>
           <w:lang w:val="uz-Cyrl-UZ" w:eastAsia="ru-RU"/>
         </w:rPr>
-        <w:lastRenderedPageBreak/>
         <w:t>6.2. Taraflar shartnomadagi korrupsiyaga qarshi qo‘shimcha shartlarda belgilangan korrupsiyaning oldini olish choralarini tan oladi va ularga rioya etilishi bo‘yicha hamkorlikni ta’minlaydi.</w:t>
       </w:r>
     </w:p>
@@ -3217,18 +3253,8 @@
           <w:szCs w:val="24"/>
           <w:lang w:val="uz-Cyrl-UZ" w:eastAsia="ru-RU"/>
         </w:rPr>
-        <w:t xml:space="preserve">7.5. Tomonlar o‘rtasida mazkur shartnomani tuzish, ijro etish, o‘zgartirish va bekor qilish, shuningdek yetkazilgan zararlarni qoplash yuzasidan yuzaga keladigan nizolar sud idoralari tomonidan </w:t>
-      </w:r>
-      <w:r>
-        <w:rPr>
-          <w:rFonts w:ascii="Times New Roman" w:hAnsi="Times New Roman" w:cs="Times New Roman"/>
-          <w:noProof/>
-          <w:sz w:val="24"/>
-          <w:szCs w:val="24"/>
-          <w:lang w:val="uz-Cyrl-UZ" w:eastAsia="ru-RU"/>
-        </w:rPr>
         <w:lastRenderedPageBreak/>
-        <w:t>qonun hujjatlarida belgilangan tartibda ko‘rib chiqadi.</w:t>
+        <w:t>7.5. Tomonlar o‘rtasida mazkur shartnomani tuzish, ijro etish, o‘zgartirish va bekor qilish, shuningdek yetkazilgan zararlarni qoplash yuzasidan yuzaga keladigan nizolar sud idoralari tomonidan qonun hujjatlarida belgilangan tartibda ko‘rib chiqadi.</w:t>
       </w:r>
     </w:p>
     <w:p>
@@ -4605,6 +4631,9 @@
         </w:tc>
       </w:tr>
       <w:tr>
+        <w:trPr>
+          <w:trHeight w:val="80"/>
+        </w:trPr>
         <w:tc>
           <w:tcPr>
             <w:tcW w:w="0" w:type="auto"/>

--- a/backend/contract_templates/shartnoma.docx
+++ b/backend/contract_templates/shartnoma.docx
@@ -272,7 +272,7 @@
           <w:sz w:val="24"/>
           <w:szCs w:val="24"/>
         </w:rPr>
-        <w:t xml:space="preserve">                                                                                                   </w:t>
+        <w:t xml:space="preserve">                                                                                            </w:t>
       </w:r>
       <w:r>
         <w:rPr>
@@ -1485,38 +1485,16 @@
           <w:szCs w:val="24"/>
           <w:lang w:val="uz-Latn-UZ"/>
         </w:rPr>
-        <w:t>{{shnq_name</w:t>
-      </w:r>
-      <w:proofErr w:type="gramStart"/>
-      <w:r>
-        <w:rPr>
-          <w:rFonts w:ascii="Times New Roman" w:hAnsi="Times New Roman"/>
-          <w:b/>
-          <w:bCs/>
-          <w:sz w:val="24"/>
-          <w:szCs w:val="24"/>
-          <w:lang w:val="uz-Latn-UZ"/>
-        </w:rPr>
-        <w:t xml:space="preserve">}}  </w:t>
-      </w:r>
-      <w:r>
-        <w:rPr>
-          <w:rFonts w:ascii="Times New Roman" w:hAnsi="Times New Roman" w:cs="Times New Roman"/>
-          <w:noProof/>
-          <w:sz w:val="24"/>
-          <w:szCs w:val="24"/>
-        </w:rPr>
-        <w:t>me’yoriy</w:t>
-      </w:r>
-      <w:proofErr w:type="gramEnd"/>
-      <w:r>
-        <w:rPr>
-          <w:rFonts w:ascii="Times New Roman" w:hAnsi="Times New Roman" w:cs="Times New Roman"/>
-          <w:noProof/>
-          <w:sz w:val="24"/>
-          <w:szCs w:val="24"/>
-        </w:rPr>
-        <w:t xml:space="preserve"> hujjatning </w:t>
+        <w:t xml:space="preserve">{{shnq_name}}  </w:t>
+      </w:r>
+      <w:r>
+        <w:rPr>
+          <w:rFonts w:ascii="Times New Roman" w:hAnsi="Times New Roman" w:cs="Times New Roman"/>
+          <w:noProof/>
+          <w:sz w:val="24"/>
+          <w:szCs w:val="24"/>
+        </w:rPr>
+        <w:t xml:space="preserve">me’yoriy hujjatning </w:t>
       </w:r>
       <w:r>
         <w:rPr>

--- a/backend/contract_templates/shartnoma.docx
+++ b/backend/contract_templates/shartnoma.docx
@@ -1170,6 +1170,39 @@
           <w:lang w:val="uz-Cyrl-UZ"/>
         </w:rPr>
         <w:t>.</w:t>
+      </w:r>
+    </w:p>
+    <w:p>
+      <w:pPr>
+        <w:spacing w:line="276" w:lineRule="auto"/>
+        <w:jc w:val="both"/>
+        <w:rPr>
+          <w:rFonts w:ascii="Times New Roman" w:hAnsi="Times New Roman" w:cs="Times New Roman"/>
+          <w:noProof/>
+          <w:sz w:val="24"/>
+          <w:szCs w:val="24"/>
+          <w:lang w:val="uz-Cyrl-UZ"/>
+        </w:rPr>
+      </w:pPr>
+      <w:r>
+        <w:rPr>
+          <w:rFonts w:ascii="Times New Roman" w:hAnsi="Times New Roman" w:cs="Times New Roman"/>
+          <w:noProof/>
+          <w:sz w:val="24"/>
+          <w:szCs w:val="24"/>
+          <w:lang w:val="uz-Cyrl-UZ"/>
+        </w:rPr>
+        <w:tab/>
+        <w:t>Shundan 2026-yilga {{amount_2026}} so'm, 2027-yil uchun esa {{amount_2027}} so'm.</w:t>
+      </w:r>
+      <w:r>
+        <w:rPr>
+          <w:rFonts w:ascii="Times New Roman" w:hAnsi="Times New Roman" w:cs="Times New Roman"/>
+          <w:noProof/>
+          <w:sz w:val="24"/>
+          <w:szCs w:val="24"/>
+          <w:lang w:val="uz-Cyrl-UZ"/>
+        </w:rPr>
       </w:r>
     </w:p>
     <w:p>

--- a/backend/contract_templates/shartnoma.docx
+++ b/backend/contract_templates/shartnoma.docx
@@ -1195,15 +1195,6 @@
         <w:tab/>
         <w:t>Shundan 2026-yilga {{amount_2026}} so'm, 2027-yil uchun esa {{amount_2027}} so'm.</w:t>
       </w:r>
-      <w:r>
-        <w:rPr>
-          <w:rFonts w:ascii="Times New Roman" w:hAnsi="Times New Roman" w:cs="Times New Roman"/>
-          <w:noProof/>
-          <w:sz w:val="24"/>
-          <w:szCs w:val="24"/>
-          <w:lang w:val="uz-Cyrl-UZ"/>
-        </w:rPr>
-      </w:r>
     </w:p>
     <w:p>
       <w:pPr>
@@ -1507,7 +1498,17 @@
           <w:sz w:val="24"/>
           <w:szCs w:val="24"/>
         </w:rPr>
-        <w:t xml:space="preserve">ning texnik topshirig‘iga asosan </w:t>
+        <w:t xml:space="preserve">ning texnik topshirig‘iga </w:t>
+      </w:r>
+      <w:r>
+        <w:rPr>
+          <w:rFonts w:ascii="Times New Roman" w:hAnsi="Times New Roman" w:cs="Times New Roman"/>
+          <w:noProof/>
+          <w:sz w:val="24"/>
+          <w:szCs w:val="24"/>
+        </w:rPr>
+        <w:lastRenderedPageBreak/>
+        <w:t xml:space="preserve">asosan </w:t>
       </w:r>
       <w:r>
         <w:rPr>
@@ -1518,16 +1519,38 @@
           <w:szCs w:val="24"/>
           <w:lang w:val="uz-Latn-UZ"/>
         </w:rPr>
-        <w:t xml:space="preserve">{{shnq_name}}  </w:t>
-      </w:r>
-      <w:r>
-        <w:rPr>
-          <w:rFonts w:ascii="Times New Roman" w:hAnsi="Times New Roman" w:cs="Times New Roman"/>
-          <w:noProof/>
-          <w:sz w:val="24"/>
-          <w:szCs w:val="24"/>
-        </w:rPr>
-        <w:t xml:space="preserve">me’yoriy hujjatning </w:t>
+        <w:t>{{shnq_name</w:t>
+      </w:r>
+      <w:proofErr w:type="gramStart"/>
+      <w:r>
+        <w:rPr>
+          <w:rFonts w:ascii="Times New Roman" w:hAnsi="Times New Roman"/>
+          <w:b/>
+          <w:bCs/>
+          <w:sz w:val="24"/>
+          <w:szCs w:val="24"/>
+          <w:lang w:val="uz-Latn-UZ"/>
+        </w:rPr>
+        <w:t xml:space="preserve">}}  </w:t>
+      </w:r>
+      <w:r>
+        <w:rPr>
+          <w:rFonts w:ascii="Times New Roman" w:hAnsi="Times New Roman" w:cs="Times New Roman"/>
+          <w:noProof/>
+          <w:sz w:val="24"/>
+          <w:szCs w:val="24"/>
+        </w:rPr>
+        <w:t>me’yoriy</w:t>
+      </w:r>
+      <w:proofErr w:type="gramEnd"/>
+      <w:r>
+        <w:rPr>
+          <w:rFonts w:ascii="Times New Roman" w:hAnsi="Times New Roman" w:cs="Times New Roman"/>
+          <w:noProof/>
+          <w:sz w:val="24"/>
+          <w:szCs w:val="24"/>
+        </w:rPr>
+        <w:t xml:space="preserve"> hujjatning </w:t>
       </w:r>
       <w:r>
         <w:rPr>
@@ -1586,7 +1609,6 @@
           <w:sz w:val="24"/>
           <w:szCs w:val="24"/>
         </w:rPr>
-        <w:lastRenderedPageBreak/>
         <w:tab/>
         <w:t xml:space="preserve">3.3. </w:t>
       </w:r>
@@ -2431,6 +2453,7 @@
           <w:szCs w:val="24"/>
           <w:lang w:eastAsia="ru-RU"/>
         </w:rPr>
+        <w:lastRenderedPageBreak/>
         <w:t>VI.</w:t>
       </w:r>
       <w:r>
@@ -2623,7 +2646,6 @@
           <w:szCs w:val="24"/>
           <w:lang w:val="uz-Cyrl-UZ" w:eastAsia="ru-RU"/>
         </w:rPr>
-        <w:lastRenderedPageBreak/>
         <w:t>6.1. Taraflar shartnoma tuzish, shartnomaning amal qilish muddatida va ushbu muddat tugaganidan so‘ng shartnoma bilan bog‘liq korrupsiyaviy harakatlarni sodir qilmaslikka kelishib oladi.</w:t>
       </w:r>
     </w:p>
@@ -3185,6 +3207,7 @@
           <w:szCs w:val="24"/>
           <w:lang w:eastAsia="ru-RU"/>
         </w:rPr>
+        <w:lastRenderedPageBreak/>
         <w:t>7</w:t>
       </w:r>
       <w:r>
@@ -3264,7 +3287,6 @@
           <w:szCs w:val="24"/>
           <w:lang w:val="uz-Cyrl-UZ" w:eastAsia="ru-RU"/>
         </w:rPr>
-        <w:lastRenderedPageBreak/>
         <w:t>7.5. Tomonlar o‘rtasida mazkur shartnomani tuzish, ijro etish, o‘zgartirish va bekor qilish, shuningdek yetkazilgan zararlarni qoplash yuzasidan yuzaga keladigan nizolar sud idoralari tomonidan qonun hujjatlarida belgilangan tartibda ko‘rib chiqadi.</w:t>
       </w:r>
     </w:p>
@@ -3589,25 +3611,43 @@
               <w:ind w:right="457"/>
               <w:jc w:val="center"/>
               <w:rPr>
+                <w:rFonts w:ascii="Times New Roman" w:hAnsi="Times New Roman" w:cs="Times New Roman"/>
+                <w:b/>
+                <w:noProof/>
+                <w:sz w:val="24"/>
+                <w:szCs w:val="24"/>
+                <w:lang w:val="en-US"/>
+              </w:rPr>
+            </w:pPr>
+            <w:r>
+              <w:rPr>
+                <w:rFonts w:ascii="Times New Roman" w:hAnsi="Times New Roman" w:cs="Times New Roman"/>
+                <w:b/>
+                <w:noProof/>
+                <w:sz w:val="24"/>
+                <w:szCs w:val="24"/>
+                <w:lang w:val="uz-Cyrl-UZ"/>
+              </w:rPr>
+              <w:t>Ijrochi</w:t>
+            </w:r>
+          </w:p>
+          <w:p>
+            <w:pPr>
+              <w:pStyle w:val="a4"/>
+              <w:tabs>
+                <w:tab w:val="left" w:pos="3434"/>
+              </w:tabs>
+              <w:ind w:right="457"/>
+              <w:jc w:val="center"/>
+              <w:rPr>
                 <w:rFonts w:ascii="Times New Roman" w:eastAsia="Times New Roman" w:hAnsi="Times New Roman" w:cs="Times New Roman"/>
                 <w:b/>
                 <w:noProof/>
                 <w:sz w:val="24"/>
                 <w:szCs w:val="24"/>
-                <w:lang w:val="uz-Cyrl-UZ"/>
+                <w:lang w:val="en-US"/>
               </w:rPr>
             </w:pPr>
-            <w:r>
-              <w:rPr>
-                <w:rFonts w:ascii="Times New Roman" w:hAnsi="Times New Roman" w:cs="Times New Roman"/>
-                <w:b/>
-                <w:noProof/>
-                <w:sz w:val="24"/>
-                <w:szCs w:val="24"/>
-                <w:lang w:val="uz-Cyrl-UZ"/>
-              </w:rPr>
-              <w:t>Ijrochi</w:t>
-            </w:r>
           </w:p>
         </w:tc>
         <w:tc>
@@ -3658,111 +3698,143 @@
               <w:ind w:right="457"/>
               <w:jc w:val="center"/>
               <w:rPr>
+                <w:rFonts w:ascii="Times New Roman" w:hAnsi="Times New Roman" w:cs="Times New Roman"/>
+                <w:b/>
+                <w:noProof/>
+                <w:lang w:val="uz-Latn-UZ"/>
+              </w:rPr>
+            </w:pPr>
+            <w:r>
+              <w:rPr>
+                <w:rFonts w:ascii="Times New Roman" w:hAnsi="Times New Roman" w:cs="Times New Roman"/>
+                <w:b/>
+                <w:noProof/>
+                <w:lang w:val="uz-Cyrl-UZ"/>
+              </w:rPr>
+              <w:t>“</w:t>
+            </w:r>
+            <w:r>
+              <w:rPr>
+                <w:rFonts w:ascii="Times New Roman" w:hAnsi="Times New Roman" w:cs="Times New Roman"/>
+                <w:b/>
+                <w:noProof/>
+                <w:lang w:val="en-US"/>
+              </w:rPr>
+              <w:t>T</w:t>
+            </w:r>
+            <w:r>
+              <w:rPr>
+                <w:rFonts w:ascii="Times New Roman" w:hAnsi="Times New Roman" w:cs="Times New Roman"/>
+                <w:b/>
+                <w:noProof/>
+                <w:lang w:val="uz-Latn-UZ"/>
+              </w:rPr>
+              <w:t>EXNIK ME’YORLASH VA</w:t>
+            </w:r>
+            <w:r>
+              <w:rPr>
+                <w:rFonts w:ascii="Times New Roman" w:hAnsi="Times New Roman" w:cs="Times New Roman"/>
+                <w:b/>
+                <w:noProof/>
+                <w:lang w:val="uz-Cyrl-UZ"/>
+              </w:rPr>
+              <w:t xml:space="preserve"> </w:t>
+            </w:r>
+            <w:r>
+              <w:rPr>
+                <w:rFonts w:ascii="Times New Roman" w:hAnsi="Times New Roman" w:cs="Times New Roman"/>
+                <w:b/>
+                <w:noProof/>
+                <w:lang w:val="en-US"/>
+              </w:rPr>
+              <w:t>S</w:t>
+            </w:r>
+            <w:r>
+              <w:rPr>
+                <w:rFonts w:ascii="Times New Roman" w:hAnsi="Times New Roman" w:cs="Times New Roman"/>
+                <w:b/>
+                <w:noProof/>
+                <w:lang w:val="uz-Cyrl-UZ"/>
+              </w:rPr>
+              <w:t xml:space="preserve">TANDARTLASHTIRISH </w:t>
+            </w:r>
+            <w:r>
+              <w:rPr>
+                <w:rFonts w:ascii="Times New Roman" w:hAnsi="Times New Roman" w:cs="Times New Roman"/>
+                <w:b/>
+                <w:noProof/>
+                <w:lang w:val="uz-Latn-UZ"/>
+              </w:rPr>
+              <w:t>ILMIY TADQIQOT</w:t>
+            </w:r>
+            <w:r>
+              <w:rPr>
+                <w:rFonts w:ascii="Times New Roman" w:hAnsi="Times New Roman" w:cs="Times New Roman"/>
+                <w:b/>
+                <w:noProof/>
+                <w:lang w:val="uz-Cyrl-UZ"/>
+              </w:rPr>
+              <w:t xml:space="preserve"> </w:t>
+            </w:r>
+            <w:r>
+              <w:rPr>
+                <w:rFonts w:ascii="Times New Roman" w:hAnsi="Times New Roman" w:cs="Times New Roman"/>
+                <w:b/>
+                <w:noProof/>
+                <w:lang w:val="uz-Latn-UZ"/>
+              </w:rPr>
+              <w:t>INSTITUTI</w:t>
+            </w:r>
+            <w:r>
+              <w:rPr>
+                <w:rFonts w:ascii="Times New Roman" w:hAnsi="Times New Roman" w:cs="Times New Roman"/>
+                <w:b/>
+                <w:noProof/>
+                <w:lang w:val="uz-Cyrl-UZ"/>
+              </w:rPr>
+              <w:t>”</w:t>
+            </w:r>
+            <w:r>
+              <w:rPr>
+                <w:rFonts w:ascii="Times New Roman" w:hAnsi="Times New Roman" w:cs="Times New Roman"/>
+                <w:b/>
+                <w:noProof/>
+                <w:lang w:val="uz-Latn-UZ"/>
+              </w:rPr>
+              <w:t xml:space="preserve"> DM</w:t>
+            </w:r>
+          </w:p>
+          <w:p>
+            <w:pPr>
+              <w:pStyle w:val="a4"/>
+              <w:tabs>
+                <w:tab w:val="left" w:pos="3434"/>
+              </w:tabs>
+              <w:ind w:right="457"/>
+              <w:jc w:val="center"/>
+              <w:rPr>
+                <w:rFonts w:ascii="Times New Roman" w:hAnsi="Times New Roman" w:cs="Times New Roman"/>
+                <w:b/>
+                <w:noProof/>
+                <w:lang w:val="uz-Latn-UZ"/>
+              </w:rPr>
+            </w:pPr>
+          </w:p>
+          <w:p>
+            <w:pPr>
+              <w:pStyle w:val="a4"/>
+              <w:tabs>
+                <w:tab w:val="left" w:pos="3434"/>
+              </w:tabs>
+              <w:ind w:right="457"/>
+              <w:jc w:val="center"/>
+              <w:rPr>
                 <w:rFonts w:ascii="Times New Roman" w:eastAsia="Times New Roman" w:hAnsi="Times New Roman" w:cs="Times New Roman"/>
                 <w:b/>
                 <w:noProof/>
                 <w:lang w:val="uz-Latn-UZ"/>
               </w:rPr>
             </w:pPr>
-            <w:r>
-              <w:rPr>
-                <w:rFonts w:ascii="Times New Roman" w:hAnsi="Times New Roman" w:cs="Times New Roman"/>
-                <w:b/>
-                <w:noProof/>
-                <w:lang w:val="uz-Cyrl-UZ"/>
-              </w:rPr>
-              <w:t>“</w:t>
-            </w:r>
-            <w:r>
-              <w:rPr>
-                <w:rFonts w:ascii="Times New Roman" w:hAnsi="Times New Roman" w:cs="Times New Roman"/>
-                <w:b/>
-                <w:noProof/>
-                <w:lang w:val="en-US"/>
-              </w:rPr>
-              <w:t>T</w:t>
-            </w:r>
-            <w:r>
-              <w:rPr>
-                <w:rFonts w:ascii="Times New Roman" w:hAnsi="Times New Roman" w:cs="Times New Roman"/>
-                <w:b/>
-                <w:noProof/>
-                <w:lang w:val="uz-Latn-UZ"/>
-              </w:rPr>
-              <w:t>EXNIK ME’YORLASH VA</w:t>
-            </w:r>
-            <w:r>
-              <w:rPr>
-                <w:rFonts w:ascii="Times New Roman" w:hAnsi="Times New Roman" w:cs="Times New Roman"/>
-                <w:b/>
-                <w:noProof/>
-                <w:lang w:val="uz-Cyrl-UZ"/>
-              </w:rPr>
-              <w:t xml:space="preserve"> </w:t>
-            </w:r>
-            <w:r>
-              <w:rPr>
-                <w:rFonts w:ascii="Times New Roman" w:hAnsi="Times New Roman" w:cs="Times New Roman"/>
-                <w:b/>
-                <w:noProof/>
-                <w:lang w:val="en-US"/>
-              </w:rPr>
-              <w:t>S</w:t>
-            </w:r>
-            <w:r>
-              <w:rPr>
-                <w:rFonts w:ascii="Times New Roman" w:hAnsi="Times New Roman" w:cs="Times New Roman"/>
-                <w:b/>
-                <w:noProof/>
-                <w:lang w:val="uz-Cyrl-UZ"/>
-              </w:rPr>
-              <w:t xml:space="preserve">TANDARTLASHTIRISH </w:t>
-            </w:r>
-            <w:r>
-              <w:rPr>
-                <w:rFonts w:ascii="Times New Roman" w:hAnsi="Times New Roman" w:cs="Times New Roman"/>
-                <w:b/>
-                <w:noProof/>
-                <w:lang w:val="uz-Latn-UZ"/>
-              </w:rPr>
-              <w:t>ILMIY TADQIQOT</w:t>
-            </w:r>
-            <w:r>
-              <w:rPr>
-                <w:rFonts w:ascii="Times New Roman" w:hAnsi="Times New Roman" w:cs="Times New Roman"/>
-                <w:b/>
-                <w:noProof/>
-                <w:lang w:val="uz-Cyrl-UZ"/>
-              </w:rPr>
-              <w:t xml:space="preserve"> </w:t>
-            </w:r>
-            <w:r>
-              <w:rPr>
-                <w:rFonts w:ascii="Times New Roman" w:hAnsi="Times New Roman" w:cs="Times New Roman"/>
-                <w:b/>
-                <w:noProof/>
-                <w:lang w:val="uz-Latn-UZ"/>
-              </w:rPr>
-              <w:t>INSTITUTI</w:t>
-            </w:r>
-            <w:r>
-              <w:rPr>
-                <w:rFonts w:ascii="Times New Roman" w:hAnsi="Times New Roman" w:cs="Times New Roman"/>
-                <w:b/>
-                <w:noProof/>
-                <w:lang w:val="uz-Cyrl-UZ"/>
-              </w:rPr>
-              <w:t>”</w:t>
-            </w:r>
-            <w:r>
-              <w:rPr>
-                <w:rFonts w:ascii="Times New Roman" w:hAnsi="Times New Roman" w:cs="Times New Roman"/>
-                <w:b/>
-                <w:noProof/>
-                <w:lang w:val="uz-Latn-UZ"/>
-              </w:rPr>
-              <w:t xml:space="preserve"> DM</w:t>
-            </w:r>
           </w:p>
         </w:tc>
         <w:tc>
@@ -3854,7 +3926,7 @@
               <w:pStyle w:val="a4"/>
               <w:ind w:right="315"/>
               <w:rPr>
-                <w:rFonts w:ascii="Times New Roman" w:hAnsi="Times New Roman" w:cs="Times New Roman"/>
+                <w:rFonts w:ascii="Times New Roman" w:eastAsia="Times New Roman" w:hAnsi="Times New Roman" w:cs="Times New Roman"/>
                 <w:noProof/>
                 <w:sz w:val="24"/>
                 <w:szCs w:val="24"/>
@@ -3888,30 +3960,27 @@
                 <w:szCs w:val="24"/>
                 <w:lang w:val="uz-Cyrl-UZ"/>
               </w:rPr>
-              <w:t>100011, Toshkent sh.</w:t>
-            </w:r>
-          </w:p>
-          <w:p>
-            <w:pPr>
-              <w:pStyle w:val="a4"/>
-              <w:ind w:right="315"/>
-              <w:rPr>
-                <w:rFonts w:ascii="Times New Roman" w:eastAsia="Times New Roman" w:hAnsi="Times New Roman" w:cs="Times New Roman"/>
-                <w:noProof/>
-                <w:sz w:val="24"/>
-                <w:szCs w:val="24"/>
-                <w:lang w:val="uz-Cyrl-UZ"/>
-              </w:rPr>
-            </w:pPr>
-            <w:r>
-              <w:rPr>
-                <w:rFonts w:ascii="Times New Roman" w:hAnsi="Times New Roman" w:cs="Times New Roman"/>
-                <w:noProof/>
-                <w:sz w:val="24"/>
-                <w:szCs w:val="24"/>
-                <w:lang w:val="uz-Cyrl-UZ"/>
-              </w:rPr>
-              <w:t>Shayxontohur tumani, Abay ko‘chasi, 6-uy.</w:t>
+              <w:t>111702</w:t>
+            </w:r>
+            <w:r>
+              <w:rPr>
+                <w:rFonts w:ascii="Times New Roman" w:hAnsi="Times New Roman" w:cs="Times New Roman"/>
+                <w:noProof/>
+                <w:sz w:val="24"/>
+                <w:szCs w:val="24"/>
+                <w:lang w:val="uz-Cyrl-UZ"/>
+              </w:rPr>
+              <w:t xml:space="preserve">, </w:t>
+            </w:r>
+            <w:r>
+              <w:rPr>
+                <w:rFonts w:ascii="Times New Roman" w:hAnsi="Times New Roman" w:cs="Times New Roman"/>
+                <w:noProof/>
+                <w:sz w:val="24"/>
+                <w:szCs w:val="24"/>
+                <w:lang w:val="uz-Cyrl-UZ"/>
+              </w:rPr>
+              <w:t>Toshkent viloyati, Yuqori Chirchiq tumani, Yangi Toshkent hududi</w:t>
             </w:r>
           </w:p>
         </w:tc>
@@ -4144,40 +4213,18 @@
                 <w:szCs w:val="24"/>
                 <w:lang w:val="uz-Cyrl-UZ"/>
               </w:rPr>
-              <w:t>h/r 2020</w:t>
-            </w:r>
-            <w:r>
-              <w:rPr>
-                <w:rFonts w:ascii="Times New Roman" w:hAnsi="Times New Roman" w:cs="Times New Roman"/>
-                <w:b/>
-                <w:noProof/>
-                <w:sz w:val="24"/>
-                <w:szCs w:val="24"/>
-                <w:lang w:val="uz-Latn-UZ"/>
-              </w:rPr>
-              <w:t>3</w:t>
-            </w:r>
-            <w:r>
-              <w:rPr>
-                <w:rFonts w:ascii="Times New Roman" w:hAnsi="Times New Roman" w:cs="Times New Roman"/>
-                <w:b/>
-                <w:noProof/>
-                <w:sz w:val="24"/>
-                <w:szCs w:val="24"/>
-                <w:lang w:val="uz-Cyrl-UZ"/>
-              </w:rPr>
-              <w:t>000</w:t>
-            </w:r>
-            <w:r>
-              <w:rPr>
-                <w:rFonts w:ascii="Times New Roman" w:hAnsi="Times New Roman" w:cs="Times New Roman"/>
-                <w:b/>
-                <w:noProof/>
-                <w:sz w:val="24"/>
-                <w:szCs w:val="24"/>
-                <w:lang w:val="uz-Latn-UZ"/>
-              </w:rPr>
-              <w:t>105590804001</w:t>
+              <w:t xml:space="preserve">h/r </w:t>
+            </w:r>
+            <w:r>
+              <w:rPr>
+                <w:rFonts w:ascii="Times New Roman" w:hAnsi="Times New Roman" w:cs="Times New Roman"/>
+                <w:b/>
+                <w:noProof/>
+                <w:sz w:val="24"/>
+                <w:szCs w:val="24"/>
+                <w:lang w:val="uz-Cyrl-UZ"/>
+              </w:rPr>
+              <w:t>20203000905590804001</w:t>
             </w:r>
           </w:p>
           <w:p>
@@ -4189,7 +4236,7 @@
                 <w:noProof/>
                 <w:sz w:val="24"/>
                 <w:szCs w:val="24"/>
-                <w:lang w:val="uz-Latn-UZ"/>
+                <w:lang w:val="en-US"/>
               </w:rPr>
             </w:pPr>
             <w:r>
@@ -4199,53 +4246,9 @@
                 <w:noProof/>
                 <w:sz w:val="24"/>
                 <w:szCs w:val="24"/>
-                <w:lang w:val="uz-Latn-UZ"/>
-              </w:rPr>
-              <w:t>Toshkent sh.</w:t>
-            </w:r>
-            <w:r>
-              <w:rPr>
-                <w:rFonts w:ascii="Times New Roman" w:hAnsi="Times New Roman" w:cs="Times New Roman"/>
-                <w:b/>
-                <w:noProof/>
-                <w:sz w:val="24"/>
-                <w:szCs w:val="24"/>
-                <w:lang w:val="uz-Cyrl-UZ"/>
-              </w:rPr>
-              <w:t xml:space="preserve"> «</w:t>
-            </w:r>
-            <w:r>
-              <w:rPr>
-                <w:rFonts w:ascii="Times New Roman" w:hAnsi="Times New Roman" w:cs="Times New Roman"/>
-                <w:b/>
-                <w:noProof/>
-                <w:sz w:val="24"/>
-                <w:szCs w:val="24"/>
-                <w:lang w:val="uz-Latn-UZ"/>
-              </w:rPr>
-              <w:t>Turonbank</w:t>
-            </w:r>
-            <w:r>
-              <w:rPr>
-                <w:rFonts w:ascii="Times New Roman" w:hAnsi="Times New Roman" w:cs="Times New Roman"/>
-                <w:b/>
-                <w:noProof/>
-                <w:sz w:val="24"/>
-                <w:szCs w:val="24"/>
-                <w:lang w:val="uz-Cyrl-UZ"/>
-              </w:rPr>
-              <w:t>»</w:t>
-            </w:r>
-            <w:r>
-              <w:rPr>
-                <w:rFonts w:ascii="Times New Roman" w:hAnsi="Times New Roman" w:cs="Times New Roman"/>
-                <w:b/>
-                <w:noProof/>
-                <w:sz w:val="24"/>
-                <w:szCs w:val="24"/>
-                <w:lang w:val="uz-Latn-UZ"/>
-              </w:rPr>
-              <w:t xml:space="preserve">ATB </w:t>
+                <w:lang w:val="en-US"/>
+              </w:rPr>
+              <w:t>Toshkent sh. “Ipoteka-bank” ATIB</w:t>
             </w:r>
           </w:p>
           <w:p>
@@ -4253,6 +4256,7 @@
               <w:jc w:val="both"/>
               <w:rPr>
                 <w:rFonts w:ascii="Times New Roman" w:hAnsi="Times New Roman" w:cs="Times New Roman"/>
+                <w:b/>
                 <w:noProof/>
                 <w:sz w:val="24"/>
                 <w:szCs w:val="24"/>
@@ -4279,18 +4283,17 @@
                 <w:szCs w:val="24"/>
                 <w:lang w:val="uz-Cyrl-UZ"/>
               </w:rPr>
-              <w:t xml:space="preserve"> MFO 00</w:t>
-            </w:r>
-            <w:r>
-              <w:rPr>
-                <w:rFonts w:ascii="Times New Roman" w:hAnsi="Times New Roman" w:cs="Times New Roman"/>
-                <w:b/>
-                <w:noProof/>
-                <w:sz w:val="24"/>
-                <w:szCs w:val="24"/>
-                <w:lang w:val="uz-Latn-UZ"/>
-              </w:rPr>
-              <w:t>446</w:t>
+              <w:t xml:space="preserve"> MFO </w:t>
+            </w:r>
+            <w:r>
+              <w:rPr>
+                <w:rFonts w:ascii="Times New Roman" w:hAnsi="Times New Roman" w:cs="Times New Roman"/>
+                <w:b/>
+                <w:noProof/>
+                <w:sz w:val="24"/>
+                <w:szCs w:val="24"/>
+              </w:rPr>
+              <w:t>00419</w:t>
             </w:r>
           </w:p>
           <w:p>
@@ -5592,7 +5595,6 @@
   <w:style w:type="character" w:default="1" w:styleId="a0">
     <w:name w:val="Default Paragraph Font"/>
     <w:uiPriority w:val="1"/>
-    <w:semiHidden/>
     <w:unhideWhenUsed/>
   </w:style>
   <w:style w:type="table" w:default="1" w:styleId="a1">

--- a/backend/contract_templates/shartnoma.docx
+++ b/backend/contract_templates/shartnoma.docx
@@ -3926,6 +3926,48 @@
               <w:pStyle w:val="a4"/>
               <w:ind w:right="315"/>
               <w:rPr>
+                <w:rFonts w:ascii="Times New Roman" w:hAnsi="Times New Roman" w:cs="Times New Roman"/>
+                <w:noProof/>
+                <w:sz w:val="24"/>
+                <w:szCs w:val="24"/>
+                <w:lang w:val="uz-Cyrl-UZ"/>
+              </w:rPr>
+            </w:pPr>
+            <w:r>
+              <w:rPr>
+                <w:rFonts w:ascii="Times New Roman" w:hAnsi="Times New Roman" w:cs="Times New Roman"/>
+                <w:b/>
+                <w:noProof/>
+                <w:sz w:val="24"/>
+                <w:szCs w:val="24"/>
+                <w:lang w:val="uz-Cyrl-UZ"/>
+              </w:rPr>
+              <w:t>Manzil:</w:t>
+            </w:r>
+            <w:r>
+              <w:rPr>
+                <w:rFonts w:ascii="Times New Roman" w:hAnsi="Times New Roman"/>
+                <w:noProof/>
+                <w:lang w:val="en-US"/>
+              </w:rPr>
+              <w:t xml:space="preserve"> </w:t>
+            </w:r>
+            <w:r>
+              <w:rPr>
+                <w:rFonts w:ascii="Times New Roman" w:hAnsi="Times New Roman" w:cs="Times New Roman"/>
+                <w:noProof/>
+                <w:sz w:val="24"/>
+                <w:szCs w:val="24"/>
+                <w:lang w:val="uz-Cyrl-UZ"/>
+              </w:rPr>
+              <w:t>100011, Toshkent sh.</w:t>
+            </w:r>
+          </w:p>
+          <w:p>
+            <w:pPr>
+              <w:pStyle w:val="a4"/>
+              <w:ind w:right="315"/>
+              <w:rPr>
                 <w:rFonts w:ascii="Times New Roman" w:eastAsia="Times New Roman" w:hAnsi="Times New Roman" w:cs="Times New Roman"/>
                 <w:noProof/>
                 <w:sz w:val="24"/>
@@ -3936,51 +3978,12 @@
             <w:r>
               <w:rPr>
                 <w:rFonts w:ascii="Times New Roman" w:hAnsi="Times New Roman" w:cs="Times New Roman"/>
-                <w:b/>
-                <w:noProof/>
-                <w:sz w:val="24"/>
-                <w:szCs w:val="24"/>
-                <w:lang w:val="uz-Cyrl-UZ"/>
-              </w:rPr>
-              <w:t>Manzil:</w:t>
-            </w:r>
-            <w:r>
-              <w:rPr>
-                <w:rFonts w:ascii="Times New Roman" w:hAnsi="Times New Roman"/>
-                <w:noProof/>
-                <w:lang w:val="en-US"/>
-              </w:rPr>
-              <w:t xml:space="preserve"> </w:t>
-            </w:r>
-            <w:r>
-              <w:rPr>
-                <w:rFonts w:ascii="Times New Roman" w:hAnsi="Times New Roman" w:cs="Times New Roman"/>
-                <w:noProof/>
-                <w:sz w:val="24"/>
-                <w:szCs w:val="24"/>
-                <w:lang w:val="uz-Cyrl-UZ"/>
-              </w:rPr>
-              <w:t>111702</w:t>
-            </w:r>
-            <w:r>
-              <w:rPr>
-                <w:rFonts w:ascii="Times New Roman" w:hAnsi="Times New Roman" w:cs="Times New Roman"/>
-                <w:noProof/>
-                <w:sz w:val="24"/>
-                <w:szCs w:val="24"/>
-                <w:lang w:val="uz-Cyrl-UZ"/>
-              </w:rPr>
-              <w:t xml:space="preserve">, </w:t>
-            </w:r>
-            <w:r>
-              <w:rPr>
-                <w:rFonts w:ascii="Times New Roman" w:hAnsi="Times New Roman" w:cs="Times New Roman"/>
-                <w:noProof/>
-                <w:sz w:val="24"/>
-                <w:szCs w:val="24"/>
-                <w:lang w:val="uz-Cyrl-UZ"/>
-              </w:rPr>
-              <w:t>Toshkent viloyati, Yuqori Chirchiq tumani, Yangi Toshkent hududi</w:t>
+                <w:noProof/>
+                <w:sz w:val="24"/>
+                <w:szCs w:val="24"/>
+                <w:lang w:val="uz-Cyrl-UZ"/>
+              </w:rPr>
+              <w:t>Shayxontohur  tumani, Abay koʻchasi, 6-uy.</w:t>
             </w:r>
           </w:p>
         </w:tc>
@@ -4292,6 +4295,7 @@
                 <w:noProof/>
                 <w:sz w:val="24"/>
                 <w:szCs w:val="24"/>
+                <w:lang w:val="en-US"/>
               </w:rPr>
               <w:t>00419</w:t>
             </w:r>
@@ -5595,6 +5599,7 @@
   <w:style w:type="character" w:default="1" w:styleId="a0">
     <w:name w:val="Default Paragraph Font"/>
     <w:uiPriority w:val="1"/>
+    <w:semiHidden/>
     <w:unhideWhenUsed/>
   </w:style>
   <w:style w:type="table" w:default="1" w:styleId="a1">
